--- a/docs/tables/carbo/sec8_lm_d365_surv.docx
+++ b/docs/tables/carbo/sec8_lm_d365_surv.docx
@@ -20,7 +20,7 @@
         <w:gridCol w:w="2624"/>
         <w:gridCol w:w="778"/>
         <w:gridCol w:w="912"/>
-        <w:gridCol w:w="1536"/>
+        <w:gridCol w:w="1463"/>
         <w:gridCol w:w="1181"/>
         <w:gridCol w:w="778"/>
         <w:gridCol w:w="912"/>
@@ -2043,113 +2043,113 @@
                 <w:szCs w:val="22"/>
                 <w:color w:val="000000"/>
               </w:rPr>
-              <w:t xml:space="preserve">-3.8</w:t>
-            </w:r>
-          </w:p>
-        </w:tc>
-        <w:tc>
-          <w:tcPr>
-            <w:tcBorders>
-              <w:bottom w:val="none" w:sz="0" w:space="0" w:color="000000"/>
-              <w:top w:val="none" w:sz="0" w:space="0" w:color="000000"/>
-              <w:left w:val="none" w:sz="0" w:space="0" w:color="000000"/>
-              <w:right w:val="none" w:sz="0" w:space="0" w:color="000000"/>
-            </w:tcBorders>
-            <w:shd w:val="clear" w:color="auto" w:fill="FFFFFF"/>
-            <w:tcMar>
-              <w:top w:w="0" w:type="dxa"/>
-              <w:bottom w:w="0" w:type="dxa"/>
-              <w:left w:w="0" w:type="dxa"/>
-              <w:right w:w="0" w:type="dxa"/>
-            </w:tcMar>
-            <w:vAlign w:val="top"/>
-          </w:tcPr>
-          <w:p>
-            <w:pPr>
-              <w:pStyle w:val="Normal"/>
-              <w:jc w:val="center"/>
-              <w:pBdr>
-                <w:bottom w:val="none" w:sz="0" w:space="0" w:color="000000"/>
-                <w:top w:val="none" w:sz="0" w:space="0" w:color="000000"/>
-                <w:left w:val="none" w:sz="0" w:space="0" w:color="000000"/>
-                <w:right w:val="none" w:sz="0" w:space="0" w:color="000000"/>
-              </w:pBdr>
-              <w:spacing w:after="100" w:before="100" w:line="240"/>
-              <w:ind w:left="100" w:right="100" w:firstLine="0" w:firstLineChars="0"/>
-              <w:rPr>
-                <w:rFonts w:ascii="Helvetica" w:hAnsi="Helvetica" w:eastAsia="Helvetica" w:cs="Helvetica"/>
-                <w:i w:val="false"/>
-                <w:b w:val="false"/>
-                <w:u w:val="none"/>
-                <w:sz w:val="22"/>
-                <w:szCs w:val="22"/>
-                <w:color w:val="000000"/>
-              </w:rPr>
-            </w:pPr>
-            <w:r>
-              <w:rPr>
-                <w:rFonts w:ascii="Helvetica" w:hAnsi="Helvetica" w:eastAsia="Helvetica" w:cs="Helvetica"/>
-                <w:i w:val="false"/>
-                <w:b w:val="false"/>
-                <w:u w:val="none"/>
-                <w:sz w:val="22"/>
-                <w:szCs w:val="22"/>
-                <w:color w:val="000000"/>
-              </w:rPr>
-              <w:t xml:space="preserve">-9.4, 1.9</w:t>
-            </w:r>
-          </w:p>
-        </w:tc>
-        <w:tc>
-          <w:tcPr>
-            <w:tcBorders>
-              <w:bottom w:val="none" w:sz="0" w:space="0" w:color="000000"/>
-              <w:top w:val="none" w:sz="0" w:space="0" w:color="000000"/>
-              <w:left w:val="none" w:sz="0" w:space="0" w:color="000000"/>
-              <w:right w:val="none" w:sz="0" w:space="0" w:color="000000"/>
-            </w:tcBorders>
-            <w:shd w:val="clear" w:color="auto" w:fill="FFFFFF"/>
-            <w:tcMar>
-              <w:top w:w="0" w:type="dxa"/>
-              <w:bottom w:w="0" w:type="dxa"/>
-              <w:left w:w="0" w:type="dxa"/>
-              <w:right w:w="0" w:type="dxa"/>
-            </w:tcMar>
-            <w:vAlign w:val="top"/>
-          </w:tcPr>
-          <w:p>
-            <w:pPr>
-              <w:pStyle w:val="Normal"/>
-              <w:jc w:val="center"/>
-              <w:pBdr>
-                <w:bottom w:val="none" w:sz="0" w:space="0" w:color="000000"/>
-                <w:top w:val="none" w:sz="0" w:space="0" w:color="000000"/>
-                <w:left w:val="none" w:sz="0" w:space="0" w:color="000000"/>
-                <w:right w:val="none" w:sz="0" w:space="0" w:color="000000"/>
-              </w:pBdr>
-              <w:spacing w:after="100" w:before="100" w:line="240"/>
-              <w:ind w:left="100" w:right="100" w:firstLine="0" w:firstLineChars="0"/>
-              <w:rPr>
-                <w:rFonts w:ascii="Helvetica" w:hAnsi="Helvetica" w:eastAsia="Helvetica" w:cs="Helvetica"/>
-                <w:i w:val="false"/>
-                <w:b w:val="false"/>
-                <w:u w:val="none"/>
-                <w:sz w:val="22"/>
-                <w:szCs w:val="22"/>
-                <w:color w:val="000000"/>
-              </w:rPr>
-            </w:pPr>
-            <w:r>
-              <w:rPr>
-                <w:rFonts w:ascii="Helvetica" w:hAnsi="Helvetica" w:eastAsia="Helvetica" w:cs="Helvetica"/>
-                <w:i w:val="false"/>
-                <w:b w:val="false"/>
-                <w:u w:val="none"/>
-                <w:sz w:val="22"/>
-                <w:szCs w:val="22"/>
-                <w:color w:val="000000"/>
-              </w:rPr>
-              <w:t xml:space="preserve">0.193</w:t>
+              <w:t xml:space="preserve">-6.2</w:t>
+            </w:r>
+          </w:p>
+        </w:tc>
+        <w:tc>
+          <w:tcPr>
+            <w:tcBorders>
+              <w:bottom w:val="none" w:sz="0" w:space="0" w:color="000000"/>
+              <w:top w:val="none" w:sz="0" w:space="0" w:color="000000"/>
+              <w:left w:val="none" w:sz="0" w:space="0" w:color="000000"/>
+              <w:right w:val="none" w:sz="0" w:space="0" w:color="000000"/>
+            </w:tcBorders>
+            <w:shd w:val="clear" w:color="auto" w:fill="FFFFFF"/>
+            <w:tcMar>
+              <w:top w:w="0" w:type="dxa"/>
+              <w:bottom w:w="0" w:type="dxa"/>
+              <w:left w:w="0" w:type="dxa"/>
+              <w:right w:w="0" w:type="dxa"/>
+            </w:tcMar>
+            <w:vAlign w:val="top"/>
+          </w:tcPr>
+          <w:p>
+            <w:pPr>
+              <w:pStyle w:val="Normal"/>
+              <w:jc w:val="center"/>
+              <w:pBdr>
+                <w:bottom w:val="none" w:sz="0" w:space="0" w:color="000000"/>
+                <w:top w:val="none" w:sz="0" w:space="0" w:color="000000"/>
+                <w:left w:val="none" w:sz="0" w:space="0" w:color="000000"/>
+                <w:right w:val="none" w:sz="0" w:space="0" w:color="000000"/>
+              </w:pBdr>
+              <w:spacing w:after="100" w:before="100" w:line="240"/>
+              <w:ind w:left="100" w:right="100" w:firstLine="0" w:firstLineChars="0"/>
+              <w:rPr>
+                <w:rFonts w:ascii="Helvetica" w:hAnsi="Helvetica" w:eastAsia="Helvetica" w:cs="Helvetica"/>
+                <w:i w:val="false"/>
+                <w:b w:val="false"/>
+                <w:u w:val="none"/>
+                <w:sz w:val="22"/>
+                <w:szCs w:val="22"/>
+                <w:color w:val="000000"/>
+              </w:rPr>
+            </w:pPr>
+            <w:r>
+              <w:rPr>
+                <w:rFonts w:ascii="Helvetica" w:hAnsi="Helvetica" w:eastAsia="Helvetica" w:cs="Helvetica"/>
+                <w:i w:val="false"/>
+                <w:b w:val="false"/>
+                <w:u w:val="none"/>
+                <w:sz w:val="22"/>
+                <w:szCs w:val="22"/>
+                <w:color w:val="000000"/>
+              </w:rPr>
+              <w:t xml:space="preserve">-12, -0.42</w:t>
+            </w:r>
+          </w:p>
+        </w:tc>
+        <w:tc>
+          <w:tcPr>
+            <w:tcBorders>
+              <w:bottom w:val="none" w:sz="0" w:space="0" w:color="000000"/>
+              <w:top w:val="none" w:sz="0" w:space="0" w:color="000000"/>
+              <w:left w:val="none" w:sz="0" w:space="0" w:color="000000"/>
+              <w:right w:val="none" w:sz="0" w:space="0" w:color="000000"/>
+            </w:tcBorders>
+            <w:shd w:val="clear" w:color="auto" w:fill="FFFFFF"/>
+            <w:tcMar>
+              <w:top w:w="0" w:type="dxa"/>
+              <w:bottom w:w="0" w:type="dxa"/>
+              <w:left w:w="0" w:type="dxa"/>
+              <w:right w:w="0" w:type="dxa"/>
+            </w:tcMar>
+            <w:vAlign w:val="top"/>
+          </w:tcPr>
+          <w:p>
+            <w:pPr>
+              <w:pStyle w:val="Normal"/>
+              <w:jc w:val="center"/>
+              <w:pBdr>
+                <w:bottom w:val="none" w:sz="0" w:space="0" w:color="000000"/>
+                <w:top w:val="none" w:sz="0" w:space="0" w:color="000000"/>
+                <w:left w:val="none" w:sz="0" w:space="0" w:color="000000"/>
+                <w:right w:val="none" w:sz="0" w:space="0" w:color="000000"/>
+              </w:pBdr>
+              <w:spacing w:after="100" w:before="100" w:line="240"/>
+              <w:ind w:left="100" w:right="100" w:firstLine="0" w:firstLineChars="0"/>
+              <w:rPr>
+                <w:rFonts w:ascii="Helvetica" w:hAnsi="Helvetica" w:eastAsia="Helvetica" w:cs="Helvetica"/>
+                <w:i w:val="false"/>
+                <w:b w:val="false"/>
+                <w:u w:val="none"/>
+                <w:sz w:val="22"/>
+                <w:szCs w:val="22"/>
+                <w:color w:val="000000"/>
+              </w:rPr>
+            </w:pPr>
+            <w:r>
+              <w:rPr>
+                <w:rFonts w:ascii="Helvetica" w:hAnsi="Helvetica" w:eastAsia="Helvetica" w:cs="Helvetica"/>
+                <w:i w:val="false"/>
+                <w:b w:val="false"/>
+                <w:u w:val="none"/>
+                <w:sz w:val="22"/>
+                <w:szCs w:val="22"/>
+                <w:color w:val="000000"/>
+              </w:rPr>
+              <w:t xml:space="preserve">0.036</w:t>
             </w:r>
           </w:p>
         </w:tc>
@@ -2526,113 +2526,113 @@
                 <w:szCs w:val="22"/>
                 <w:color w:val="000000"/>
               </w:rPr>
-              <w:t xml:space="preserve">-0.08</w:t>
-            </w:r>
-          </w:p>
-        </w:tc>
-        <w:tc>
-          <w:tcPr>
-            <w:tcBorders>
-              <w:bottom w:val="none" w:sz="0" w:space="0" w:color="000000"/>
-              <w:top w:val="none" w:sz="0" w:space="0" w:color="000000"/>
-              <w:left w:val="none" w:sz="0" w:space="0" w:color="000000"/>
-              <w:right w:val="none" w:sz="0" w:space="0" w:color="000000"/>
-            </w:tcBorders>
-            <w:shd w:val="clear" w:color="auto" w:fill="FFFFFF"/>
-            <w:tcMar>
-              <w:top w:w="0" w:type="dxa"/>
-              <w:bottom w:w="0" w:type="dxa"/>
-              <w:left w:w="0" w:type="dxa"/>
-              <w:right w:w="0" w:type="dxa"/>
-            </w:tcMar>
-            <w:vAlign w:val="top"/>
-          </w:tcPr>
-          <w:p>
-            <w:pPr>
-              <w:pStyle w:val="Normal"/>
-              <w:jc w:val="center"/>
-              <w:pBdr>
-                <w:bottom w:val="none" w:sz="0" w:space="0" w:color="000000"/>
-                <w:top w:val="none" w:sz="0" w:space="0" w:color="000000"/>
-                <w:left w:val="none" w:sz="0" w:space="0" w:color="000000"/>
-                <w:right w:val="none" w:sz="0" w:space="0" w:color="000000"/>
-              </w:pBdr>
-              <w:spacing w:after="100" w:before="100" w:line="240"/>
-              <w:ind w:left="100" w:right="100" w:firstLine="0" w:firstLineChars="0"/>
-              <w:rPr>
-                <w:rFonts w:ascii="Helvetica" w:hAnsi="Helvetica" w:eastAsia="Helvetica" w:cs="Helvetica"/>
-                <w:i w:val="false"/>
-                <w:b w:val="false"/>
-                <w:u w:val="none"/>
-                <w:sz w:val="22"/>
-                <w:szCs w:val="22"/>
-                <w:color w:val="000000"/>
-              </w:rPr>
-            </w:pPr>
-            <w:r>
-              <w:rPr>
-                <w:rFonts w:ascii="Helvetica" w:hAnsi="Helvetica" w:eastAsia="Helvetica" w:cs="Helvetica"/>
-                <w:i w:val="false"/>
-                <w:b w:val="false"/>
-                <w:u w:val="none"/>
-                <w:sz w:val="22"/>
-                <w:szCs w:val="22"/>
-                <w:color w:val="000000"/>
-              </w:rPr>
-              <w:t xml:space="preserve">-0.39, 0.23</w:t>
-            </w:r>
-          </w:p>
-        </w:tc>
-        <w:tc>
-          <w:tcPr>
-            <w:tcBorders>
-              <w:bottom w:val="none" w:sz="0" w:space="0" w:color="000000"/>
-              <w:top w:val="none" w:sz="0" w:space="0" w:color="000000"/>
-              <w:left w:val="none" w:sz="0" w:space="0" w:color="000000"/>
-              <w:right w:val="none" w:sz="0" w:space="0" w:color="000000"/>
-            </w:tcBorders>
-            <w:shd w:val="clear" w:color="auto" w:fill="FFFFFF"/>
-            <w:tcMar>
-              <w:top w:w="0" w:type="dxa"/>
-              <w:bottom w:w="0" w:type="dxa"/>
-              <w:left w:w="0" w:type="dxa"/>
-              <w:right w:w="0" w:type="dxa"/>
-            </w:tcMar>
-            <w:vAlign w:val="top"/>
-          </w:tcPr>
-          <w:p>
-            <w:pPr>
-              <w:pStyle w:val="Normal"/>
-              <w:jc w:val="center"/>
-              <w:pBdr>
-                <w:bottom w:val="none" w:sz="0" w:space="0" w:color="000000"/>
-                <w:top w:val="none" w:sz="0" w:space="0" w:color="000000"/>
-                <w:left w:val="none" w:sz="0" w:space="0" w:color="000000"/>
-                <w:right w:val="none" w:sz="0" w:space="0" w:color="000000"/>
-              </w:pBdr>
-              <w:spacing w:after="100" w:before="100" w:line="240"/>
-              <w:ind w:left="100" w:right="100" w:firstLine="0" w:firstLineChars="0"/>
-              <w:rPr>
-                <w:rFonts w:ascii="Helvetica" w:hAnsi="Helvetica" w:eastAsia="Helvetica" w:cs="Helvetica"/>
-                <w:i w:val="false"/>
-                <w:b w:val="false"/>
-                <w:u w:val="none"/>
-                <w:sz w:val="22"/>
-                <w:szCs w:val="22"/>
-                <w:color w:val="000000"/>
-              </w:rPr>
-            </w:pPr>
-            <w:r>
-              <w:rPr>
-                <w:rFonts w:ascii="Helvetica" w:hAnsi="Helvetica" w:eastAsia="Helvetica" w:cs="Helvetica"/>
-                <w:i w:val="false"/>
-                <w:b w:val="false"/>
-                <w:u w:val="none"/>
-                <w:sz w:val="22"/>
-                <w:szCs w:val="22"/>
-                <w:color w:val="000000"/>
-              </w:rPr>
-              <w:t xml:space="preserve">0.597</w:t>
+              <w:t xml:space="preserve">0.01</w:t>
+            </w:r>
+          </w:p>
+        </w:tc>
+        <w:tc>
+          <w:tcPr>
+            <w:tcBorders>
+              <w:bottom w:val="none" w:sz="0" w:space="0" w:color="000000"/>
+              <w:top w:val="none" w:sz="0" w:space="0" w:color="000000"/>
+              <w:left w:val="none" w:sz="0" w:space="0" w:color="000000"/>
+              <w:right w:val="none" w:sz="0" w:space="0" w:color="000000"/>
+            </w:tcBorders>
+            <w:shd w:val="clear" w:color="auto" w:fill="FFFFFF"/>
+            <w:tcMar>
+              <w:top w:w="0" w:type="dxa"/>
+              <w:bottom w:w="0" w:type="dxa"/>
+              <w:left w:w="0" w:type="dxa"/>
+              <w:right w:w="0" w:type="dxa"/>
+            </w:tcMar>
+            <w:vAlign w:val="top"/>
+          </w:tcPr>
+          <w:p>
+            <w:pPr>
+              <w:pStyle w:val="Normal"/>
+              <w:jc w:val="center"/>
+              <w:pBdr>
+                <w:bottom w:val="none" w:sz="0" w:space="0" w:color="000000"/>
+                <w:top w:val="none" w:sz="0" w:space="0" w:color="000000"/>
+                <w:left w:val="none" w:sz="0" w:space="0" w:color="000000"/>
+                <w:right w:val="none" w:sz="0" w:space="0" w:color="000000"/>
+              </w:pBdr>
+              <w:spacing w:after="100" w:before="100" w:line="240"/>
+              <w:ind w:left="100" w:right="100" w:firstLine="0" w:firstLineChars="0"/>
+              <w:rPr>
+                <w:rFonts w:ascii="Helvetica" w:hAnsi="Helvetica" w:eastAsia="Helvetica" w:cs="Helvetica"/>
+                <w:i w:val="false"/>
+                <w:b w:val="false"/>
+                <w:u w:val="none"/>
+                <w:sz w:val="22"/>
+                <w:szCs w:val="22"/>
+                <w:color w:val="000000"/>
+              </w:rPr>
+            </w:pPr>
+            <w:r>
+              <w:rPr>
+                <w:rFonts w:ascii="Helvetica" w:hAnsi="Helvetica" w:eastAsia="Helvetica" w:cs="Helvetica"/>
+                <w:i w:val="false"/>
+                <w:b w:val="false"/>
+                <w:u w:val="none"/>
+                <w:sz w:val="22"/>
+                <w:szCs w:val="22"/>
+                <w:color w:val="000000"/>
+              </w:rPr>
+              <w:t xml:space="preserve">-0.27, 0.28</w:t>
+            </w:r>
+          </w:p>
+        </w:tc>
+        <w:tc>
+          <w:tcPr>
+            <w:tcBorders>
+              <w:bottom w:val="none" w:sz="0" w:space="0" w:color="000000"/>
+              <w:top w:val="none" w:sz="0" w:space="0" w:color="000000"/>
+              <w:left w:val="none" w:sz="0" w:space="0" w:color="000000"/>
+              <w:right w:val="none" w:sz="0" w:space="0" w:color="000000"/>
+            </w:tcBorders>
+            <w:shd w:val="clear" w:color="auto" w:fill="FFFFFF"/>
+            <w:tcMar>
+              <w:top w:w="0" w:type="dxa"/>
+              <w:bottom w:w="0" w:type="dxa"/>
+              <w:left w:w="0" w:type="dxa"/>
+              <w:right w:w="0" w:type="dxa"/>
+            </w:tcMar>
+            <w:vAlign w:val="top"/>
+          </w:tcPr>
+          <w:p>
+            <w:pPr>
+              <w:pStyle w:val="Normal"/>
+              <w:jc w:val="center"/>
+              <w:pBdr>
+                <w:bottom w:val="none" w:sz="0" w:space="0" w:color="000000"/>
+                <w:top w:val="none" w:sz="0" w:space="0" w:color="000000"/>
+                <w:left w:val="none" w:sz="0" w:space="0" w:color="000000"/>
+                <w:right w:val="none" w:sz="0" w:space="0" w:color="000000"/>
+              </w:pBdr>
+              <w:spacing w:after="100" w:before="100" w:line="240"/>
+              <w:ind w:left="100" w:right="100" w:firstLine="0" w:firstLineChars="0"/>
+              <w:rPr>
+                <w:rFonts w:ascii="Helvetica" w:hAnsi="Helvetica" w:eastAsia="Helvetica" w:cs="Helvetica"/>
+                <w:i w:val="false"/>
+                <w:b w:val="false"/>
+                <w:u w:val="none"/>
+                <w:sz w:val="22"/>
+                <w:szCs w:val="22"/>
+                <w:color w:val="000000"/>
+              </w:rPr>
+            </w:pPr>
+            <w:r>
+              <w:rPr>
+                <w:rFonts w:ascii="Helvetica" w:hAnsi="Helvetica" w:eastAsia="Helvetica" w:cs="Helvetica"/>
+                <w:i w:val="false"/>
+                <w:b w:val="false"/>
+                <w:u w:val="none"/>
+                <w:sz w:val="22"/>
+                <w:szCs w:val="22"/>
+                <w:color w:val="000000"/>
+              </w:rPr>
+              <w:t xml:space="preserve">0.955</w:t>
             </w:r>
           </w:p>
         </w:tc>
@@ -3975,113 +3975,113 @@
                 <w:szCs w:val="22"/>
                 <w:color w:val="000000"/>
               </w:rPr>
-              <w:t xml:space="preserve">-10</w:t>
-            </w:r>
-          </w:p>
-        </w:tc>
-        <w:tc>
-          <w:tcPr>
-            <w:tcBorders>
-              <w:bottom w:val="none" w:sz="0" w:space="0" w:color="000000"/>
-              <w:top w:val="none" w:sz="0" w:space="0" w:color="000000"/>
-              <w:left w:val="none" w:sz="0" w:space="0" w:color="000000"/>
-              <w:right w:val="none" w:sz="0" w:space="0" w:color="000000"/>
-            </w:tcBorders>
-            <w:shd w:val="clear" w:color="auto" w:fill="FFFFFF"/>
-            <w:tcMar>
-              <w:top w:w="0" w:type="dxa"/>
-              <w:bottom w:w="0" w:type="dxa"/>
-              <w:left w:w="0" w:type="dxa"/>
-              <w:right w:w="0" w:type="dxa"/>
-            </w:tcMar>
-            <w:vAlign w:val="top"/>
-          </w:tcPr>
-          <w:p>
-            <w:pPr>
-              <w:pStyle w:val="Normal"/>
-              <w:jc w:val="center"/>
-              <w:pBdr>
-                <w:bottom w:val="none" w:sz="0" w:space="0" w:color="000000"/>
-                <w:top w:val="none" w:sz="0" w:space="0" w:color="000000"/>
-                <w:left w:val="none" w:sz="0" w:space="0" w:color="000000"/>
-                <w:right w:val="none" w:sz="0" w:space="0" w:color="000000"/>
-              </w:pBdr>
-              <w:spacing w:after="100" w:before="100" w:line="240"/>
-              <w:ind w:left="100" w:right="100" w:firstLine="0" w:firstLineChars="0"/>
-              <w:rPr>
-                <w:rFonts w:ascii="Helvetica" w:hAnsi="Helvetica" w:eastAsia="Helvetica" w:cs="Helvetica"/>
-                <w:i w:val="false"/>
-                <w:b w:val="false"/>
-                <w:u w:val="none"/>
-                <w:sz w:val="22"/>
-                <w:szCs w:val="22"/>
-                <w:color w:val="000000"/>
-              </w:rPr>
-            </w:pPr>
-            <w:r>
-              <w:rPr>
-                <w:rFonts w:ascii="Helvetica" w:hAnsi="Helvetica" w:eastAsia="Helvetica" w:cs="Helvetica"/>
-                <w:i w:val="false"/>
-                <w:b w:val="false"/>
-                <w:u w:val="none"/>
-                <w:sz w:val="22"/>
-                <w:szCs w:val="22"/>
-                <w:color w:val="000000"/>
-              </w:rPr>
-              <w:t xml:space="preserve">-21, 0.62</w:t>
-            </w:r>
-          </w:p>
-        </w:tc>
-        <w:tc>
-          <w:tcPr>
-            <w:tcBorders>
-              <w:bottom w:val="none" w:sz="0" w:space="0" w:color="000000"/>
-              <w:top w:val="none" w:sz="0" w:space="0" w:color="000000"/>
-              <w:left w:val="none" w:sz="0" w:space="0" w:color="000000"/>
-              <w:right w:val="none" w:sz="0" w:space="0" w:color="000000"/>
-            </w:tcBorders>
-            <w:shd w:val="clear" w:color="auto" w:fill="FFFFFF"/>
-            <w:tcMar>
-              <w:top w:w="0" w:type="dxa"/>
-              <w:bottom w:w="0" w:type="dxa"/>
-              <w:left w:w="0" w:type="dxa"/>
-              <w:right w:w="0" w:type="dxa"/>
-            </w:tcMar>
-            <w:vAlign w:val="top"/>
-          </w:tcPr>
-          <w:p>
-            <w:pPr>
-              <w:pStyle w:val="Normal"/>
-              <w:jc w:val="center"/>
-              <w:pBdr>
-                <w:bottom w:val="none" w:sz="0" w:space="0" w:color="000000"/>
-                <w:top w:val="none" w:sz="0" w:space="0" w:color="000000"/>
-                <w:left w:val="none" w:sz="0" w:space="0" w:color="000000"/>
-                <w:right w:val="none" w:sz="0" w:space="0" w:color="000000"/>
-              </w:pBdr>
-              <w:spacing w:after="100" w:before="100" w:line="240"/>
-              <w:ind w:left="100" w:right="100" w:firstLine="0" w:firstLineChars="0"/>
-              <w:rPr>
-                <w:rFonts w:ascii="Helvetica" w:hAnsi="Helvetica" w:eastAsia="Helvetica" w:cs="Helvetica"/>
-                <w:i w:val="false"/>
-                <w:b w:val="false"/>
-                <w:u w:val="none"/>
-                <w:sz w:val="22"/>
-                <w:szCs w:val="22"/>
-                <w:color w:val="000000"/>
-              </w:rPr>
-            </w:pPr>
-            <w:r>
-              <w:rPr>
-                <w:rFonts w:ascii="Helvetica" w:hAnsi="Helvetica" w:eastAsia="Helvetica" w:cs="Helvetica"/>
-                <w:i w:val="false"/>
-                <w:b w:val="false"/>
-                <w:u w:val="none"/>
-                <w:sz w:val="22"/>
-                <w:szCs w:val="22"/>
-                <w:color w:val="000000"/>
-              </w:rPr>
-              <w:t xml:space="preserve">0.064</w:t>
+              <w:t xml:space="preserve">-11</w:t>
+            </w:r>
+          </w:p>
+        </w:tc>
+        <w:tc>
+          <w:tcPr>
+            <w:tcBorders>
+              <w:bottom w:val="none" w:sz="0" w:space="0" w:color="000000"/>
+              <w:top w:val="none" w:sz="0" w:space="0" w:color="000000"/>
+              <w:left w:val="none" w:sz="0" w:space="0" w:color="000000"/>
+              <w:right w:val="none" w:sz="0" w:space="0" w:color="000000"/>
+            </w:tcBorders>
+            <w:shd w:val="clear" w:color="auto" w:fill="FFFFFF"/>
+            <w:tcMar>
+              <w:top w:w="0" w:type="dxa"/>
+              <w:bottom w:w="0" w:type="dxa"/>
+              <w:left w:w="0" w:type="dxa"/>
+              <w:right w:w="0" w:type="dxa"/>
+            </w:tcMar>
+            <w:vAlign w:val="top"/>
+          </w:tcPr>
+          <w:p>
+            <w:pPr>
+              <w:pStyle w:val="Normal"/>
+              <w:jc w:val="center"/>
+              <w:pBdr>
+                <w:bottom w:val="none" w:sz="0" w:space="0" w:color="000000"/>
+                <w:top w:val="none" w:sz="0" w:space="0" w:color="000000"/>
+                <w:left w:val="none" w:sz="0" w:space="0" w:color="000000"/>
+                <w:right w:val="none" w:sz="0" w:space="0" w:color="000000"/>
+              </w:pBdr>
+              <w:spacing w:after="100" w:before="100" w:line="240"/>
+              <w:ind w:left="100" w:right="100" w:firstLine="0" w:firstLineChars="0"/>
+              <w:rPr>
+                <w:rFonts w:ascii="Helvetica" w:hAnsi="Helvetica" w:eastAsia="Helvetica" w:cs="Helvetica"/>
+                <w:i w:val="false"/>
+                <w:b w:val="false"/>
+                <w:u w:val="none"/>
+                <w:sz w:val="22"/>
+                <w:szCs w:val="22"/>
+                <w:color w:val="000000"/>
+              </w:rPr>
+            </w:pPr>
+            <w:r>
+              <w:rPr>
+                <w:rFonts w:ascii="Helvetica" w:hAnsi="Helvetica" w:eastAsia="Helvetica" w:cs="Helvetica"/>
+                <w:i w:val="false"/>
+                <w:b w:val="false"/>
+                <w:u w:val="none"/>
+                <w:sz w:val="22"/>
+                <w:szCs w:val="22"/>
+                <w:color w:val="000000"/>
+              </w:rPr>
+              <w:t xml:space="preserve">-22, -0.08</w:t>
+            </w:r>
+          </w:p>
+        </w:tc>
+        <w:tc>
+          <w:tcPr>
+            <w:tcBorders>
+              <w:bottom w:val="none" w:sz="0" w:space="0" w:color="000000"/>
+              <w:top w:val="none" w:sz="0" w:space="0" w:color="000000"/>
+              <w:left w:val="none" w:sz="0" w:space="0" w:color="000000"/>
+              <w:right w:val="none" w:sz="0" w:space="0" w:color="000000"/>
+            </w:tcBorders>
+            <w:shd w:val="clear" w:color="auto" w:fill="FFFFFF"/>
+            <w:tcMar>
+              <w:top w:w="0" w:type="dxa"/>
+              <w:bottom w:w="0" w:type="dxa"/>
+              <w:left w:w="0" w:type="dxa"/>
+              <w:right w:w="0" w:type="dxa"/>
+            </w:tcMar>
+            <w:vAlign w:val="top"/>
+          </w:tcPr>
+          <w:p>
+            <w:pPr>
+              <w:pStyle w:val="Normal"/>
+              <w:jc w:val="center"/>
+              <w:pBdr>
+                <w:bottom w:val="none" w:sz="0" w:space="0" w:color="000000"/>
+                <w:top w:val="none" w:sz="0" w:space="0" w:color="000000"/>
+                <w:left w:val="none" w:sz="0" w:space="0" w:color="000000"/>
+                <w:right w:val="none" w:sz="0" w:space="0" w:color="000000"/>
+              </w:pBdr>
+              <w:spacing w:after="100" w:before="100" w:line="240"/>
+              <w:ind w:left="100" w:right="100" w:firstLine="0" w:firstLineChars="0"/>
+              <w:rPr>
+                <w:rFonts w:ascii="Helvetica" w:hAnsi="Helvetica" w:eastAsia="Helvetica" w:cs="Helvetica"/>
+                <w:i w:val="false"/>
+                <w:b w:val="false"/>
+                <w:u w:val="none"/>
+                <w:sz w:val="22"/>
+                <w:szCs w:val="22"/>
+                <w:color w:val="000000"/>
+              </w:rPr>
+            </w:pPr>
+            <w:r>
+              <w:rPr>
+                <w:rFonts w:ascii="Helvetica" w:hAnsi="Helvetica" w:eastAsia="Helvetica" w:cs="Helvetica"/>
+                <w:i w:val="false"/>
+                <w:b w:val="false"/>
+                <w:u w:val="none"/>
+                <w:sz w:val="22"/>
+                <w:szCs w:val="22"/>
+                <w:color w:val="000000"/>
+              </w:rPr>
+              <w:t xml:space="preserve">0.048</w:t>
             </w:r>
           </w:p>
         </w:tc>
@@ -4458,113 +4458,113 @@
                 <w:szCs w:val="22"/>
                 <w:color w:val="000000"/>
               </w:rPr>
-              <w:t xml:space="preserve">0.49</w:t>
-            </w:r>
-          </w:p>
-        </w:tc>
-        <w:tc>
-          <w:tcPr>
-            <w:tcBorders>
-              <w:bottom w:val="none" w:sz="0" w:space="0" w:color="000000"/>
-              <w:top w:val="none" w:sz="0" w:space="0" w:color="000000"/>
-              <w:left w:val="none" w:sz="0" w:space="0" w:color="000000"/>
-              <w:right w:val="none" w:sz="0" w:space="0" w:color="000000"/>
-            </w:tcBorders>
-            <w:shd w:val="clear" w:color="auto" w:fill="FFFFFF"/>
-            <w:tcMar>
-              <w:top w:w="0" w:type="dxa"/>
-              <w:bottom w:w="0" w:type="dxa"/>
-              <w:left w:w="0" w:type="dxa"/>
-              <w:right w:w="0" w:type="dxa"/>
-            </w:tcMar>
-            <w:vAlign w:val="top"/>
-          </w:tcPr>
-          <w:p>
-            <w:pPr>
-              <w:pStyle w:val="Normal"/>
-              <w:jc w:val="center"/>
-              <w:pBdr>
-                <w:bottom w:val="none" w:sz="0" w:space="0" w:color="000000"/>
-                <w:top w:val="none" w:sz="0" w:space="0" w:color="000000"/>
-                <w:left w:val="none" w:sz="0" w:space="0" w:color="000000"/>
-                <w:right w:val="none" w:sz="0" w:space="0" w:color="000000"/>
-              </w:pBdr>
-              <w:spacing w:after="100" w:before="100" w:line="240"/>
-              <w:ind w:left="100" w:right="100" w:firstLine="0" w:firstLineChars="0"/>
-              <w:rPr>
-                <w:rFonts w:ascii="Helvetica" w:hAnsi="Helvetica" w:eastAsia="Helvetica" w:cs="Helvetica"/>
-                <w:i w:val="false"/>
-                <w:b w:val="false"/>
-                <w:u w:val="none"/>
-                <w:sz w:val="22"/>
-                <w:szCs w:val="22"/>
-                <w:color w:val="000000"/>
-              </w:rPr>
-            </w:pPr>
-            <w:r>
-              <w:rPr>
-                <w:rFonts w:ascii="Helvetica" w:hAnsi="Helvetica" w:eastAsia="Helvetica" w:cs="Helvetica"/>
-                <w:i w:val="false"/>
-                <w:b w:val="false"/>
-                <w:u w:val="none"/>
-                <w:sz w:val="22"/>
-                <w:szCs w:val="22"/>
-                <w:color w:val="000000"/>
-              </w:rPr>
-              <w:t xml:space="preserve">-0.53, 1.5</w:t>
-            </w:r>
-          </w:p>
-        </w:tc>
-        <w:tc>
-          <w:tcPr>
-            <w:tcBorders>
-              <w:bottom w:val="none" w:sz="0" w:space="0" w:color="000000"/>
-              <w:top w:val="none" w:sz="0" w:space="0" w:color="000000"/>
-              <w:left w:val="none" w:sz="0" w:space="0" w:color="000000"/>
-              <w:right w:val="none" w:sz="0" w:space="0" w:color="000000"/>
-            </w:tcBorders>
-            <w:shd w:val="clear" w:color="auto" w:fill="FFFFFF"/>
-            <w:tcMar>
-              <w:top w:w="0" w:type="dxa"/>
-              <w:bottom w:w="0" w:type="dxa"/>
-              <w:left w:w="0" w:type="dxa"/>
-              <w:right w:w="0" w:type="dxa"/>
-            </w:tcMar>
-            <w:vAlign w:val="top"/>
-          </w:tcPr>
-          <w:p>
-            <w:pPr>
-              <w:pStyle w:val="Normal"/>
-              <w:jc w:val="center"/>
-              <w:pBdr>
-                <w:bottom w:val="none" w:sz="0" w:space="0" w:color="000000"/>
-                <w:top w:val="none" w:sz="0" w:space="0" w:color="000000"/>
-                <w:left w:val="none" w:sz="0" w:space="0" w:color="000000"/>
-                <w:right w:val="none" w:sz="0" w:space="0" w:color="000000"/>
-              </w:pBdr>
-              <w:spacing w:after="100" w:before="100" w:line="240"/>
-              <w:ind w:left="100" w:right="100" w:firstLine="0" w:firstLineChars="0"/>
-              <w:rPr>
-                <w:rFonts w:ascii="Helvetica" w:hAnsi="Helvetica" w:eastAsia="Helvetica" w:cs="Helvetica"/>
-                <w:i w:val="false"/>
-                <w:b w:val="false"/>
-                <w:u w:val="none"/>
-                <w:sz w:val="22"/>
-                <w:szCs w:val="22"/>
-                <w:color w:val="000000"/>
-              </w:rPr>
-            </w:pPr>
-            <w:r>
-              <w:rPr>
-                <w:rFonts w:ascii="Helvetica" w:hAnsi="Helvetica" w:eastAsia="Helvetica" w:cs="Helvetica"/>
-                <w:i w:val="false"/>
-                <w:b w:val="false"/>
-                <w:u w:val="none"/>
-                <w:sz w:val="22"/>
-                <w:szCs w:val="22"/>
-                <w:color w:val="000000"/>
-              </w:rPr>
-              <w:t xml:space="preserve">0.339</w:t>
+              <w:t xml:space="preserve">0.47</w:t>
+            </w:r>
+          </w:p>
+        </w:tc>
+        <w:tc>
+          <w:tcPr>
+            <w:tcBorders>
+              <w:bottom w:val="none" w:sz="0" w:space="0" w:color="000000"/>
+              <w:top w:val="none" w:sz="0" w:space="0" w:color="000000"/>
+              <w:left w:val="none" w:sz="0" w:space="0" w:color="000000"/>
+              <w:right w:val="none" w:sz="0" w:space="0" w:color="000000"/>
+            </w:tcBorders>
+            <w:shd w:val="clear" w:color="auto" w:fill="FFFFFF"/>
+            <w:tcMar>
+              <w:top w:w="0" w:type="dxa"/>
+              <w:bottom w:w="0" w:type="dxa"/>
+              <w:left w:w="0" w:type="dxa"/>
+              <w:right w:w="0" w:type="dxa"/>
+            </w:tcMar>
+            <w:vAlign w:val="top"/>
+          </w:tcPr>
+          <w:p>
+            <w:pPr>
+              <w:pStyle w:val="Normal"/>
+              <w:jc w:val="center"/>
+              <w:pBdr>
+                <w:bottom w:val="none" w:sz="0" w:space="0" w:color="000000"/>
+                <w:top w:val="none" w:sz="0" w:space="0" w:color="000000"/>
+                <w:left w:val="none" w:sz="0" w:space="0" w:color="000000"/>
+                <w:right w:val="none" w:sz="0" w:space="0" w:color="000000"/>
+              </w:pBdr>
+              <w:spacing w:after="100" w:before="100" w:line="240"/>
+              <w:ind w:left="100" w:right="100" w:firstLine="0" w:firstLineChars="0"/>
+              <w:rPr>
+                <w:rFonts w:ascii="Helvetica" w:hAnsi="Helvetica" w:eastAsia="Helvetica" w:cs="Helvetica"/>
+                <w:i w:val="false"/>
+                <w:b w:val="false"/>
+                <w:u w:val="none"/>
+                <w:sz w:val="22"/>
+                <w:szCs w:val="22"/>
+                <w:color w:val="000000"/>
+              </w:rPr>
+            </w:pPr>
+            <w:r>
+              <w:rPr>
+                <w:rFonts w:ascii="Helvetica" w:hAnsi="Helvetica" w:eastAsia="Helvetica" w:cs="Helvetica"/>
+                <w:i w:val="false"/>
+                <w:b w:val="false"/>
+                <w:u w:val="none"/>
+                <w:sz w:val="22"/>
+                <w:szCs w:val="22"/>
+                <w:color w:val="000000"/>
+              </w:rPr>
+              <w:t xml:space="preserve">-0.56, 1.5</w:t>
+            </w:r>
+          </w:p>
+        </w:tc>
+        <w:tc>
+          <w:tcPr>
+            <w:tcBorders>
+              <w:bottom w:val="none" w:sz="0" w:space="0" w:color="000000"/>
+              <w:top w:val="none" w:sz="0" w:space="0" w:color="000000"/>
+              <w:left w:val="none" w:sz="0" w:space="0" w:color="000000"/>
+              <w:right w:val="none" w:sz="0" w:space="0" w:color="000000"/>
+            </w:tcBorders>
+            <w:shd w:val="clear" w:color="auto" w:fill="FFFFFF"/>
+            <w:tcMar>
+              <w:top w:w="0" w:type="dxa"/>
+              <w:bottom w:w="0" w:type="dxa"/>
+              <w:left w:w="0" w:type="dxa"/>
+              <w:right w:w="0" w:type="dxa"/>
+            </w:tcMar>
+            <w:vAlign w:val="top"/>
+          </w:tcPr>
+          <w:p>
+            <w:pPr>
+              <w:pStyle w:val="Normal"/>
+              <w:jc w:val="center"/>
+              <w:pBdr>
+                <w:bottom w:val="none" w:sz="0" w:space="0" w:color="000000"/>
+                <w:top w:val="none" w:sz="0" w:space="0" w:color="000000"/>
+                <w:left w:val="none" w:sz="0" w:space="0" w:color="000000"/>
+                <w:right w:val="none" w:sz="0" w:space="0" w:color="000000"/>
+              </w:pBdr>
+              <w:spacing w:after="100" w:before="100" w:line="240"/>
+              <w:ind w:left="100" w:right="100" w:firstLine="0" w:firstLineChars="0"/>
+              <w:rPr>
+                <w:rFonts w:ascii="Helvetica" w:hAnsi="Helvetica" w:eastAsia="Helvetica" w:cs="Helvetica"/>
+                <w:i w:val="false"/>
+                <w:b w:val="false"/>
+                <w:u w:val="none"/>
+                <w:sz w:val="22"/>
+                <w:szCs w:val="22"/>
+                <w:color w:val="000000"/>
+              </w:rPr>
+            </w:pPr>
+            <w:r>
+              <w:rPr>
+                <w:rFonts w:ascii="Helvetica" w:hAnsi="Helvetica" w:eastAsia="Helvetica" w:cs="Helvetica"/>
+                <w:i w:val="false"/>
+                <w:b w:val="false"/>
+                <w:u w:val="none"/>
+                <w:sz w:val="22"/>
+                <w:szCs w:val="22"/>
+                <w:color w:val="000000"/>
+              </w:rPr>
+              <w:t xml:space="preserve">0.366</w:t>
             </w:r>
           </w:p>
         </w:tc>
@@ -5907,113 +5907,113 @@
                 <w:szCs w:val="22"/>
                 <w:color w:val="000000"/>
               </w:rPr>
-              <w:t xml:space="preserve">-1.2</w:t>
-            </w:r>
-          </w:p>
-        </w:tc>
-        <w:tc>
-          <w:tcPr>
-            <w:tcBorders>
-              <w:bottom w:val="none" w:sz="0" w:space="0" w:color="000000"/>
-              <w:top w:val="none" w:sz="0" w:space="0" w:color="000000"/>
-              <w:left w:val="none" w:sz="0" w:space="0" w:color="000000"/>
-              <w:right w:val="none" w:sz="0" w:space="0" w:color="000000"/>
-            </w:tcBorders>
-            <w:shd w:val="clear" w:color="auto" w:fill="FFFFFF"/>
-            <w:tcMar>
-              <w:top w:w="0" w:type="dxa"/>
-              <w:bottom w:w="0" w:type="dxa"/>
-              <w:left w:w="0" w:type="dxa"/>
-              <w:right w:w="0" w:type="dxa"/>
-            </w:tcMar>
-            <w:vAlign w:val="top"/>
-          </w:tcPr>
-          <w:p>
-            <w:pPr>
-              <w:pStyle w:val="Normal"/>
-              <w:jc w:val="center"/>
-              <w:pBdr>
-                <w:bottom w:val="none" w:sz="0" w:space="0" w:color="000000"/>
-                <w:top w:val="none" w:sz="0" w:space="0" w:color="000000"/>
-                <w:left w:val="none" w:sz="0" w:space="0" w:color="000000"/>
-                <w:right w:val="none" w:sz="0" w:space="0" w:color="000000"/>
-              </w:pBdr>
-              <w:spacing w:after="100" w:before="100" w:line="240"/>
-              <w:ind w:left="100" w:right="100" w:firstLine="0" w:firstLineChars="0"/>
-              <w:rPr>
-                <w:rFonts w:ascii="Helvetica" w:hAnsi="Helvetica" w:eastAsia="Helvetica" w:cs="Helvetica"/>
-                <w:i w:val="false"/>
-                <w:b w:val="false"/>
-                <w:u w:val="none"/>
-                <w:sz w:val="22"/>
-                <w:szCs w:val="22"/>
-                <w:color w:val="000000"/>
-              </w:rPr>
-            </w:pPr>
-            <w:r>
-              <w:rPr>
-                <w:rFonts w:ascii="Helvetica" w:hAnsi="Helvetica" w:eastAsia="Helvetica" w:cs="Helvetica"/>
-                <w:i w:val="false"/>
-                <w:b w:val="false"/>
-                <w:u w:val="none"/>
-                <w:sz w:val="22"/>
-                <w:szCs w:val="22"/>
-                <w:color w:val="000000"/>
-              </w:rPr>
-              <w:t xml:space="preserve">-7.0, 4.6</w:t>
-            </w:r>
-          </w:p>
-        </w:tc>
-        <w:tc>
-          <w:tcPr>
-            <w:tcBorders>
-              <w:bottom w:val="none" w:sz="0" w:space="0" w:color="000000"/>
-              <w:top w:val="none" w:sz="0" w:space="0" w:color="000000"/>
-              <w:left w:val="none" w:sz="0" w:space="0" w:color="000000"/>
-              <w:right w:val="none" w:sz="0" w:space="0" w:color="000000"/>
-            </w:tcBorders>
-            <w:shd w:val="clear" w:color="auto" w:fill="FFFFFF"/>
-            <w:tcMar>
-              <w:top w:w="0" w:type="dxa"/>
-              <w:bottom w:w="0" w:type="dxa"/>
-              <w:left w:w="0" w:type="dxa"/>
-              <w:right w:w="0" w:type="dxa"/>
-            </w:tcMar>
-            <w:vAlign w:val="top"/>
-          </w:tcPr>
-          <w:p>
-            <w:pPr>
-              <w:pStyle w:val="Normal"/>
-              <w:jc w:val="center"/>
-              <w:pBdr>
-                <w:bottom w:val="none" w:sz="0" w:space="0" w:color="000000"/>
-                <w:top w:val="none" w:sz="0" w:space="0" w:color="000000"/>
-                <w:left w:val="none" w:sz="0" w:space="0" w:color="000000"/>
-                <w:right w:val="none" w:sz="0" w:space="0" w:color="000000"/>
-              </w:pBdr>
-              <w:spacing w:after="100" w:before="100" w:line="240"/>
-              <w:ind w:left="100" w:right="100" w:firstLine="0" w:firstLineChars="0"/>
-              <w:rPr>
-                <w:rFonts w:ascii="Helvetica" w:hAnsi="Helvetica" w:eastAsia="Helvetica" w:cs="Helvetica"/>
-                <w:i w:val="false"/>
-                <w:b w:val="false"/>
-                <w:u w:val="none"/>
-                <w:sz w:val="22"/>
-                <w:szCs w:val="22"/>
-                <w:color w:val="000000"/>
-              </w:rPr>
-            </w:pPr>
-            <w:r>
-              <w:rPr>
-                <w:rFonts w:ascii="Helvetica" w:hAnsi="Helvetica" w:eastAsia="Helvetica" w:cs="Helvetica"/>
-                <w:i w:val="false"/>
-                <w:b w:val="false"/>
-                <w:u w:val="none"/>
-                <w:sz w:val="22"/>
-                <w:szCs w:val="22"/>
-                <w:color w:val="000000"/>
-              </w:rPr>
-              <w:t xml:space="preserve">0.678</w:t>
+              <w:t xml:space="preserve">-1.3</w:t>
+            </w:r>
+          </w:p>
+        </w:tc>
+        <w:tc>
+          <w:tcPr>
+            <w:tcBorders>
+              <w:bottom w:val="none" w:sz="0" w:space="0" w:color="000000"/>
+              <w:top w:val="none" w:sz="0" w:space="0" w:color="000000"/>
+              <w:left w:val="none" w:sz="0" w:space="0" w:color="000000"/>
+              <w:right w:val="none" w:sz="0" w:space="0" w:color="000000"/>
+            </w:tcBorders>
+            <w:shd w:val="clear" w:color="auto" w:fill="FFFFFF"/>
+            <w:tcMar>
+              <w:top w:w="0" w:type="dxa"/>
+              <w:bottom w:w="0" w:type="dxa"/>
+              <w:left w:w="0" w:type="dxa"/>
+              <w:right w:w="0" w:type="dxa"/>
+            </w:tcMar>
+            <w:vAlign w:val="top"/>
+          </w:tcPr>
+          <w:p>
+            <w:pPr>
+              <w:pStyle w:val="Normal"/>
+              <w:jc w:val="center"/>
+              <w:pBdr>
+                <w:bottom w:val="none" w:sz="0" w:space="0" w:color="000000"/>
+                <w:top w:val="none" w:sz="0" w:space="0" w:color="000000"/>
+                <w:left w:val="none" w:sz="0" w:space="0" w:color="000000"/>
+                <w:right w:val="none" w:sz="0" w:space="0" w:color="000000"/>
+              </w:pBdr>
+              <w:spacing w:after="100" w:before="100" w:line="240"/>
+              <w:ind w:left="100" w:right="100" w:firstLine="0" w:firstLineChars="0"/>
+              <w:rPr>
+                <w:rFonts w:ascii="Helvetica" w:hAnsi="Helvetica" w:eastAsia="Helvetica" w:cs="Helvetica"/>
+                <w:i w:val="false"/>
+                <w:b w:val="false"/>
+                <w:u w:val="none"/>
+                <w:sz w:val="22"/>
+                <w:szCs w:val="22"/>
+                <w:color w:val="000000"/>
+              </w:rPr>
+            </w:pPr>
+            <w:r>
+              <w:rPr>
+                <w:rFonts w:ascii="Helvetica" w:hAnsi="Helvetica" w:eastAsia="Helvetica" w:cs="Helvetica"/>
+                <w:i w:val="false"/>
+                <w:b w:val="false"/>
+                <w:u w:val="none"/>
+                <w:sz w:val="22"/>
+                <w:szCs w:val="22"/>
+                <w:color w:val="000000"/>
+              </w:rPr>
+              <w:t xml:space="preserve">-7.2, 4.6</w:t>
+            </w:r>
+          </w:p>
+        </w:tc>
+        <w:tc>
+          <w:tcPr>
+            <w:tcBorders>
+              <w:bottom w:val="none" w:sz="0" w:space="0" w:color="000000"/>
+              <w:top w:val="none" w:sz="0" w:space="0" w:color="000000"/>
+              <w:left w:val="none" w:sz="0" w:space="0" w:color="000000"/>
+              <w:right w:val="none" w:sz="0" w:space="0" w:color="000000"/>
+            </w:tcBorders>
+            <w:shd w:val="clear" w:color="auto" w:fill="FFFFFF"/>
+            <w:tcMar>
+              <w:top w:w="0" w:type="dxa"/>
+              <w:bottom w:w="0" w:type="dxa"/>
+              <w:left w:w="0" w:type="dxa"/>
+              <w:right w:w="0" w:type="dxa"/>
+            </w:tcMar>
+            <w:vAlign w:val="top"/>
+          </w:tcPr>
+          <w:p>
+            <w:pPr>
+              <w:pStyle w:val="Normal"/>
+              <w:jc w:val="center"/>
+              <w:pBdr>
+                <w:bottom w:val="none" w:sz="0" w:space="0" w:color="000000"/>
+                <w:top w:val="none" w:sz="0" w:space="0" w:color="000000"/>
+                <w:left w:val="none" w:sz="0" w:space="0" w:color="000000"/>
+                <w:right w:val="none" w:sz="0" w:space="0" w:color="000000"/>
+              </w:pBdr>
+              <w:spacing w:after="100" w:before="100" w:line="240"/>
+              <w:ind w:left="100" w:right="100" w:firstLine="0" w:firstLineChars="0"/>
+              <w:rPr>
+                <w:rFonts w:ascii="Helvetica" w:hAnsi="Helvetica" w:eastAsia="Helvetica" w:cs="Helvetica"/>
+                <w:i w:val="false"/>
+                <w:b w:val="false"/>
+                <w:u w:val="none"/>
+                <w:sz w:val="22"/>
+                <w:szCs w:val="22"/>
+                <w:color w:val="000000"/>
+              </w:rPr>
+            </w:pPr>
+            <w:r>
+              <w:rPr>
+                <w:rFonts w:ascii="Helvetica" w:hAnsi="Helvetica" w:eastAsia="Helvetica" w:cs="Helvetica"/>
+                <w:i w:val="false"/>
+                <w:b w:val="false"/>
+                <w:u w:val="none"/>
+                <w:sz w:val="22"/>
+                <w:szCs w:val="22"/>
+                <w:color w:val="000000"/>
+              </w:rPr>
+              <w:t xml:space="preserve">0.665</w:t>
             </w:r>
           </w:p>
         </w:tc>
@@ -7356,7 +7356,7 @@
                 <w:szCs w:val="22"/>
                 <w:color w:val="000000"/>
               </w:rPr>
-              <w:t xml:space="preserve">0.41</w:t>
+              <w:t xml:space="preserve">0.52</w:t>
             </w:r>
           </w:p>
         </w:tc>
@@ -7462,7 +7462,7 @@
                 <w:szCs w:val="22"/>
                 <w:color w:val="000000"/>
               </w:rPr>
-              <w:t xml:space="preserve">0.956</w:t>
+              <w:t xml:space="preserve">0.945</w:t>
             </w:r>
           </w:p>
         </w:tc>
@@ -7892,60 +7892,60 @@
                 <w:szCs w:val="22"/>
                 <w:color w:val="000000"/>
               </w:rPr>
-              <w:t xml:space="preserve">0.14, 36</w:t>
-            </w:r>
-          </w:p>
-        </w:tc>
-        <w:tc>
-          <w:tcPr>
-            <w:tcBorders>
-              <w:bottom w:val="none" w:sz="0" w:space="0" w:color="000000"/>
-              <w:top w:val="none" w:sz="0" w:space="0" w:color="000000"/>
-              <w:left w:val="none" w:sz="0" w:space="0" w:color="000000"/>
-              <w:right w:val="none" w:sz="0" w:space="0" w:color="000000"/>
-            </w:tcBorders>
-            <w:shd w:val="clear" w:color="auto" w:fill="FFFFFF"/>
-            <w:tcMar>
-              <w:top w:w="0" w:type="dxa"/>
-              <w:bottom w:w="0" w:type="dxa"/>
-              <w:left w:w="0" w:type="dxa"/>
-              <w:right w:w="0" w:type="dxa"/>
-            </w:tcMar>
-            <w:vAlign w:val="top"/>
-          </w:tcPr>
-          <w:p>
-            <w:pPr>
-              <w:pStyle w:val="Normal"/>
-              <w:jc w:val="center"/>
-              <w:pBdr>
-                <w:bottom w:val="none" w:sz="0" w:space="0" w:color="000000"/>
-                <w:top w:val="none" w:sz="0" w:space="0" w:color="000000"/>
-                <w:left w:val="none" w:sz="0" w:space="0" w:color="000000"/>
-                <w:right w:val="none" w:sz="0" w:space="0" w:color="000000"/>
-              </w:pBdr>
-              <w:spacing w:after="100" w:before="100" w:line="240"/>
-              <w:ind w:left="100" w:right="100" w:firstLine="0" w:firstLineChars="0"/>
-              <w:rPr>
-                <w:rFonts w:ascii="Helvetica" w:hAnsi="Helvetica" w:eastAsia="Helvetica" w:cs="Helvetica"/>
-                <w:i w:val="false"/>
-                <w:b w:val="false"/>
-                <w:u w:val="none"/>
-                <w:sz w:val="22"/>
-                <w:szCs w:val="22"/>
-                <w:color w:val="000000"/>
-              </w:rPr>
-            </w:pPr>
-            <w:r>
-              <w:rPr>
-                <w:rFonts w:ascii="Helvetica" w:hAnsi="Helvetica" w:eastAsia="Helvetica" w:cs="Helvetica"/>
-                <w:i w:val="false"/>
-                <w:b w:val="false"/>
-                <w:u w:val="none"/>
-                <w:sz w:val="22"/>
-                <w:szCs w:val="22"/>
-                <w:color w:val="000000"/>
-              </w:rPr>
-              <w:t xml:space="preserve">0.048</w:t>
+              <w:t xml:space="preserve">-0.03, 36</w:t>
+            </w:r>
+          </w:p>
+        </w:tc>
+        <w:tc>
+          <w:tcPr>
+            <w:tcBorders>
+              <w:bottom w:val="none" w:sz="0" w:space="0" w:color="000000"/>
+              <w:top w:val="none" w:sz="0" w:space="0" w:color="000000"/>
+              <w:left w:val="none" w:sz="0" w:space="0" w:color="000000"/>
+              <w:right w:val="none" w:sz="0" w:space="0" w:color="000000"/>
+            </w:tcBorders>
+            <w:shd w:val="clear" w:color="auto" w:fill="FFFFFF"/>
+            <w:tcMar>
+              <w:top w:w="0" w:type="dxa"/>
+              <w:bottom w:w="0" w:type="dxa"/>
+              <w:left w:w="0" w:type="dxa"/>
+              <w:right w:w="0" w:type="dxa"/>
+            </w:tcMar>
+            <w:vAlign w:val="top"/>
+          </w:tcPr>
+          <w:p>
+            <w:pPr>
+              <w:pStyle w:val="Normal"/>
+              <w:jc w:val="center"/>
+              <w:pBdr>
+                <w:bottom w:val="none" w:sz="0" w:space="0" w:color="000000"/>
+                <w:top w:val="none" w:sz="0" w:space="0" w:color="000000"/>
+                <w:left w:val="none" w:sz="0" w:space="0" w:color="000000"/>
+                <w:right w:val="none" w:sz="0" w:space="0" w:color="000000"/>
+              </w:pBdr>
+              <w:spacing w:after="100" w:before="100" w:line="240"/>
+              <w:ind w:left="100" w:right="100" w:firstLine="0" w:firstLineChars="0"/>
+              <w:rPr>
+                <w:rFonts w:ascii="Helvetica" w:hAnsi="Helvetica" w:eastAsia="Helvetica" w:cs="Helvetica"/>
+                <w:i w:val="false"/>
+                <w:b w:val="false"/>
+                <w:u w:val="none"/>
+                <w:sz w:val="22"/>
+                <w:szCs w:val="22"/>
+                <w:color w:val="000000"/>
+              </w:rPr>
+            </w:pPr>
+            <w:r>
+              <w:rPr>
+                <w:rFonts w:ascii="Helvetica" w:hAnsi="Helvetica" w:eastAsia="Helvetica" w:cs="Helvetica"/>
+                <w:i w:val="false"/>
+                <w:b w:val="false"/>
+                <w:u w:val="none"/>
+                <w:sz w:val="22"/>
+                <w:szCs w:val="22"/>
+                <w:color w:val="000000"/>
+              </w:rPr>
+              <w:t xml:space="preserve">0.050</w:t>
             </w:r>
           </w:p>
         </w:tc>
@@ -8322,113 +8322,113 @@
                 <w:szCs w:val="22"/>
                 <w:color w:val="000000"/>
               </w:rPr>
-              <w:t xml:space="preserve">6.1</w:t>
-            </w:r>
-          </w:p>
-        </w:tc>
-        <w:tc>
-          <w:tcPr>
-            <w:tcBorders>
-              <w:bottom w:val="none" w:sz="0" w:space="0" w:color="000000"/>
-              <w:top w:val="none" w:sz="0" w:space="0" w:color="000000"/>
-              <w:left w:val="none" w:sz="0" w:space="0" w:color="000000"/>
-              <w:right w:val="none" w:sz="0" w:space="0" w:color="000000"/>
-            </w:tcBorders>
-            <w:shd w:val="clear" w:color="auto" w:fill="FFFFFF"/>
-            <w:tcMar>
-              <w:top w:w="0" w:type="dxa"/>
-              <w:bottom w:w="0" w:type="dxa"/>
-              <w:left w:w="0" w:type="dxa"/>
-              <w:right w:w="0" w:type="dxa"/>
-            </w:tcMar>
-            <w:vAlign w:val="top"/>
-          </w:tcPr>
-          <w:p>
-            <w:pPr>
-              <w:pStyle w:val="Normal"/>
-              <w:jc w:val="center"/>
-              <w:pBdr>
-                <w:bottom w:val="none" w:sz="0" w:space="0" w:color="000000"/>
-                <w:top w:val="none" w:sz="0" w:space="0" w:color="000000"/>
-                <w:left w:val="none" w:sz="0" w:space="0" w:color="000000"/>
-                <w:right w:val="none" w:sz="0" w:space="0" w:color="000000"/>
-              </w:pBdr>
-              <w:spacing w:after="100" w:before="100" w:line="240"/>
-              <w:ind w:left="100" w:right="100" w:firstLine="0" w:firstLineChars="0"/>
-              <w:rPr>
-                <w:rFonts w:ascii="Helvetica" w:hAnsi="Helvetica" w:eastAsia="Helvetica" w:cs="Helvetica"/>
-                <w:i w:val="false"/>
-                <w:b w:val="false"/>
-                <w:u w:val="none"/>
-                <w:sz w:val="22"/>
-                <w:szCs w:val="22"/>
-                <w:color w:val="000000"/>
-              </w:rPr>
-            </w:pPr>
-            <w:r>
-              <w:rPr>
-                <w:rFonts w:ascii="Helvetica" w:hAnsi="Helvetica" w:eastAsia="Helvetica" w:cs="Helvetica"/>
-                <w:i w:val="false"/>
-                <w:b w:val="false"/>
-                <w:u w:val="none"/>
-                <w:sz w:val="22"/>
-                <w:szCs w:val="22"/>
-                <w:color w:val="000000"/>
-              </w:rPr>
-              <w:t xml:space="preserve">-17, 29</w:t>
-            </w:r>
-          </w:p>
-        </w:tc>
-        <w:tc>
-          <w:tcPr>
-            <w:tcBorders>
-              <w:bottom w:val="none" w:sz="0" w:space="0" w:color="000000"/>
-              <w:top w:val="none" w:sz="0" w:space="0" w:color="000000"/>
-              <w:left w:val="none" w:sz="0" w:space="0" w:color="000000"/>
-              <w:right w:val="none" w:sz="0" w:space="0" w:color="000000"/>
-            </w:tcBorders>
-            <w:shd w:val="clear" w:color="auto" w:fill="FFFFFF"/>
-            <w:tcMar>
-              <w:top w:w="0" w:type="dxa"/>
-              <w:bottom w:w="0" w:type="dxa"/>
-              <w:left w:w="0" w:type="dxa"/>
-              <w:right w:w="0" w:type="dxa"/>
-            </w:tcMar>
-            <w:vAlign w:val="top"/>
-          </w:tcPr>
-          <w:p>
-            <w:pPr>
-              <w:pStyle w:val="Normal"/>
-              <w:jc w:val="center"/>
-              <w:pBdr>
-                <w:bottom w:val="none" w:sz="0" w:space="0" w:color="000000"/>
-                <w:top w:val="none" w:sz="0" w:space="0" w:color="000000"/>
-                <w:left w:val="none" w:sz="0" w:space="0" w:color="000000"/>
-                <w:right w:val="none" w:sz="0" w:space="0" w:color="000000"/>
-              </w:pBdr>
-              <w:spacing w:after="100" w:before="100" w:line="240"/>
-              <w:ind w:left="100" w:right="100" w:firstLine="0" w:firstLineChars="0"/>
-              <w:rPr>
-                <w:rFonts w:ascii="Helvetica" w:hAnsi="Helvetica" w:eastAsia="Helvetica" w:cs="Helvetica"/>
-                <w:i w:val="false"/>
-                <w:b w:val="false"/>
-                <w:u w:val="none"/>
-                <w:sz w:val="22"/>
-                <w:szCs w:val="22"/>
-                <w:color w:val="000000"/>
-              </w:rPr>
-            </w:pPr>
-            <w:r>
-              <w:rPr>
-                <w:rFonts w:ascii="Helvetica" w:hAnsi="Helvetica" w:eastAsia="Helvetica" w:cs="Helvetica"/>
-                <w:i w:val="false"/>
-                <w:b w:val="false"/>
-                <w:u w:val="none"/>
-                <w:sz w:val="22"/>
-                <w:szCs w:val="22"/>
-                <w:color w:val="000000"/>
-              </w:rPr>
-              <w:t xml:space="preserve">0.595</w:t>
+              <w:t xml:space="preserve">3.7</w:t>
+            </w:r>
+          </w:p>
+        </w:tc>
+        <w:tc>
+          <w:tcPr>
+            <w:tcBorders>
+              <w:bottom w:val="none" w:sz="0" w:space="0" w:color="000000"/>
+              <w:top w:val="none" w:sz="0" w:space="0" w:color="000000"/>
+              <w:left w:val="none" w:sz="0" w:space="0" w:color="000000"/>
+              <w:right w:val="none" w:sz="0" w:space="0" w:color="000000"/>
+            </w:tcBorders>
+            <w:shd w:val="clear" w:color="auto" w:fill="FFFFFF"/>
+            <w:tcMar>
+              <w:top w:w="0" w:type="dxa"/>
+              <w:bottom w:w="0" w:type="dxa"/>
+              <w:left w:w="0" w:type="dxa"/>
+              <w:right w:w="0" w:type="dxa"/>
+            </w:tcMar>
+            <w:vAlign w:val="top"/>
+          </w:tcPr>
+          <w:p>
+            <w:pPr>
+              <w:pStyle w:val="Normal"/>
+              <w:jc w:val="center"/>
+              <w:pBdr>
+                <w:bottom w:val="none" w:sz="0" w:space="0" w:color="000000"/>
+                <w:top w:val="none" w:sz="0" w:space="0" w:color="000000"/>
+                <w:left w:val="none" w:sz="0" w:space="0" w:color="000000"/>
+                <w:right w:val="none" w:sz="0" w:space="0" w:color="000000"/>
+              </w:pBdr>
+              <w:spacing w:after="100" w:before="100" w:line="240"/>
+              <w:ind w:left="100" w:right="100" w:firstLine="0" w:firstLineChars="0"/>
+              <w:rPr>
+                <w:rFonts w:ascii="Helvetica" w:hAnsi="Helvetica" w:eastAsia="Helvetica" w:cs="Helvetica"/>
+                <w:i w:val="false"/>
+                <w:b w:val="false"/>
+                <w:u w:val="none"/>
+                <w:sz w:val="22"/>
+                <w:szCs w:val="22"/>
+                <w:color w:val="000000"/>
+              </w:rPr>
+            </w:pPr>
+            <w:r>
+              <w:rPr>
+                <w:rFonts w:ascii="Helvetica" w:hAnsi="Helvetica" w:eastAsia="Helvetica" w:cs="Helvetica"/>
+                <w:i w:val="false"/>
+                <w:b w:val="false"/>
+                <w:u w:val="none"/>
+                <w:sz w:val="22"/>
+                <w:szCs w:val="22"/>
+                <w:color w:val="000000"/>
+              </w:rPr>
+              <w:t xml:space="preserve">-19, 27</w:t>
+            </w:r>
+          </w:p>
+        </w:tc>
+        <w:tc>
+          <w:tcPr>
+            <w:tcBorders>
+              <w:bottom w:val="none" w:sz="0" w:space="0" w:color="000000"/>
+              <w:top w:val="none" w:sz="0" w:space="0" w:color="000000"/>
+              <w:left w:val="none" w:sz="0" w:space="0" w:color="000000"/>
+              <w:right w:val="none" w:sz="0" w:space="0" w:color="000000"/>
+            </w:tcBorders>
+            <w:shd w:val="clear" w:color="auto" w:fill="FFFFFF"/>
+            <w:tcMar>
+              <w:top w:w="0" w:type="dxa"/>
+              <w:bottom w:w="0" w:type="dxa"/>
+              <w:left w:w="0" w:type="dxa"/>
+              <w:right w:w="0" w:type="dxa"/>
+            </w:tcMar>
+            <w:vAlign w:val="top"/>
+          </w:tcPr>
+          <w:p>
+            <w:pPr>
+              <w:pStyle w:val="Normal"/>
+              <w:jc w:val="center"/>
+              <w:pBdr>
+                <w:bottom w:val="none" w:sz="0" w:space="0" w:color="000000"/>
+                <w:top w:val="none" w:sz="0" w:space="0" w:color="000000"/>
+                <w:left w:val="none" w:sz="0" w:space="0" w:color="000000"/>
+                <w:right w:val="none" w:sz="0" w:space="0" w:color="000000"/>
+              </w:pBdr>
+              <w:spacing w:after="100" w:before="100" w:line="240"/>
+              <w:ind w:left="100" w:right="100" w:firstLine="0" w:firstLineChars="0"/>
+              <w:rPr>
+                <w:rFonts w:ascii="Helvetica" w:hAnsi="Helvetica" w:eastAsia="Helvetica" w:cs="Helvetica"/>
+                <w:i w:val="false"/>
+                <w:b w:val="false"/>
+                <w:u w:val="none"/>
+                <w:sz w:val="22"/>
+                <w:szCs w:val="22"/>
+                <w:color w:val="000000"/>
+              </w:rPr>
+            </w:pPr>
+            <w:r>
+              <w:rPr>
+                <w:rFonts w:ascii="Helvetica" w:hAnsi="Helvetica" w:eastAsia="Helvetica" w:cs="Helvetica"/>
+                <w:i w:val="false"/>
+                <w:b w:val="false"/>
+                <w:u w:val="none"/>
+                <w:sz w:val="22"/>
+                <w:szCs w:val="22"/>
+                <w:color w:val="000000"/>
+              </w:rPr>
+              <w:t xml:space="preserve">0.749</w:t>
             </w:r>
           </w:p>
         </w:tc>
@@ -8858,60 +8858,60 @@
                 <w:szCs w:val="22"/>
                 <w:color w:val="000000"/>
               </w:rPr>
-              <w:t xml:space="preserve">-8.0, 31</w:t>
-            </w:r>
-          </w:p>
-        </w:tc>
-        <w:tc>
-          <w:tcPr>
-            <w:tcBorders>
-              <w:bottom w:val="none" w:sz="0" w:space="0" w:color="000000"/>
-              <w:top w:val="none" w:sz="0" w:space="0" w:color="000000"/>
-              <w:left w:val="none" w:sz="0" w:space="0" w:color="000000"/>
-              <w:right w:val="none" w:sz="0" w:space="0" w:color="000000"/>
-            </w:tcBorders>
-            <w:shd w:val="clear" w:color="auto" w:fill="FFFFFF"/>
-            <w:tcMar>
-              <w:top w:w="0" w:type="dxa"/>
-              <w:bottom w:w="0" w:type="dxa"/>
-              <w:left w:w="0" w:type="dxa"/>
-              <w:right w:w="0" w:type="dxa"/>
-            </w:tcMar>
-            <w:vAlign w:val="top"/>
-          </w:tcPr>
-          <w:p>
-            <w:pPr>
-              <w:pStyle w:val="Normal"/>
-              <w:jc w:val="center"/>
-              <w:pBdr>
-                <w:bottom w:val="none" w:sz="0" w:space="0" w:color="000000"/>
-                <w:top w:val="none" w:sz="0" w:space="0" w:color="000000"/>
-                <w:left w:val="none" w:sz="0" w:space="0" w:color="000000"/>
-                <w:right w:val="none" w:sz="0" w:space="0" w:color="000000"/>
-              </w:pBdr>
-              <w:spacing w:after="100" w:before="100" w:line="240"/>
-              <w:ind w:left="100" w:right="100" w:firstLine="0" w:firstLineChars="0"/>
-              <w:rPr>
-                <w:rFonts w:ascii="Helvetica" w:hAnsi="Helvetica" w:eastAsia="Helvetica" w:cs="Helvetica"/>
-                <w:i w:val="false"/>
-                <w:b w:val="false"/>
-                <w:u w:val="none"/>
-                <w:sz w:val="22"/>
-                <w:szCs w:val="22"/>
-                <w:color w:val="000000"/>
-              </w:rPr>
-            </w:pPr>
-            <w:r>
-              <w:rPr>
-                <w:rFonts w:ascii="Helvetica" w:hAnsi="Helvetica" w:eastAsia="Helvetica" w:cs="Helvetica"/>
-                <w:i w:val="false"/>
-                <w:b w:val="false"/>
-                <w:u w:val="none"/>
-                <w:sz w:val="22"/>
-                <w:szCs w:val="22"/>
-                <w:color w:val="000000"/>
-              </w:rPr>
-              <w:t xml:space="preserve">0.242</w:t>
+              <w:t xml:space="preserve">-8.3, 31</w:t>
+            </w:r>
+          </w:p>
+        </w:tc>
+        <w:tc>
+          <w:tcPr>
+            <w:tcBorders>
+              <w:bottom w:val="none" w:sz="0" w:space="0" w:color="000000"/>
+              <w:top w:val="none" w:sz="0" w:space="0" w:color="000000"/>
+              <w:left w:val="none" w:sz="0" w:space="0" w:color="000000"/>
+              <w:right w:val="none" w:sz="0" w:space="0" w:color="000000"/>
+            </w:tcBorders>
+            <w:shd w:val="clear" w:color="auto" w:fill="FFFFFF"/>
+            <w:tcMar>
+              <w:top w:w="0" w:type="dxa"/>
+              <w:bottom w:w="0" w:type="dxa"/>
+              <w:left w:w="0" w:type="dxa"/>
+              <w:right w:w="0" w:type="dxa"/>
+            </w:tcMar>
+            <w:vAlign w:val="top"/>
+          </w:tcPr>
+          <w:p>
+            <w:pPr>
+              <w:pStyle w:val="Normal"/>
+              <w:jc w:val="center"/>
+              <w:pBdr>
+                <w:bottom w:val="none" w:sz="0" w:space="0" w:color="000000"/>
+                <w:top w:val="none" w:sz="0" w:space="0" w:color="000000"/>
+                <w:left w:val="none" w:sz="0" w:space="0" w:color="000000"/>
+                <w:right w:val="none" w:sz="0" w:space="0" w:color="000000"/>
+              </w:pBdr>
+              <w:spacing w:after="100" w:before="100" w:line="240"/>
+              <w:ind w:left="100" w:right="100" w:firstLine="0" w:firstLineChars="0"/>
+              <w:rPr>
+                <w:rFonts w:ascii="Helvetica" w:hAnsi="Helvetica" w:eastAsia="Helvetica" w:cs="Helvetica"/>
+                <w:i w:val="false"/>
+                <w:b w:val="false"/>
+                <w:u w:val="none"/>
+                <w:sz w:val="22"/>
+                <w:szCs w:val="22"/>
+                <w:color w:val="000000"/>
+              </w:rPr>
+            </w:pPr>
+            <w:r>
+              <w:rPr>
+                <w:rFonts w:ascii="Helvetica" w:hAnsi="Helvetica" w:eastAsia="Helvetica" w:cs="Helvetica"/>
+                <w:i w:val="false"/>
+                <w:b w:val="false"/>
+                <w:u w:val="none"/>
+                <w:sz w:val="22"/>
+                <w:szCs w:val="22"/>
+                <w:color w:val="000000"/>
+              </w:rPr>
+              <w:t xml:space="preserve">0.251</w:t>
             </w:r>
           </w:p>
         </w:tc>
@@ -9341,7 +9341,7 @@
                 <w:szCs w:val="22"/>
                 <w:color w:val="000000"/>
               </w:rPr>
-              <w:t xml:space="preserve">9.7, 50</w:t>
+              <w:t xml:space="preserve">10, 50</w:t>
             </w:r>
           </w:p>
         </w:tc>
@@ -9771,113 +9771,113 @@
                 <w:szCs w:val="22"/>
                 <w:color w:val="000000"/>
               </w:rPr>
-              <w:t xml:space="preserve">-0.37</w:t>
-            </w:r>
-          </w:p>
-        </w:tc>
-        <w:tc>
-          <w:tcPr>
-            <w:tcBorders>
-              <w:bottom w:val="none" w:sz="0" w:space="0" w:color="000000"/>
-              <w:top w:val="none" w:sz="0" w:space="0" w:color="000000"/>
-              <w:left w:val="none" w:sz="0" w:space="0" w:color="000000"/>
-              <w:right w:val="none" w:sz="0" w:space="0" w:color="000000"/>
-            </w:tcBorders>
-            <w:shd w:val="clear" w:color="auto" w:fill="FFFFFF"/>
-            <w:tcMar>
-              <w:top w:w="0" w:type="dxa"/>
-              <w:bottom w:w="0" w:type="dxa"/>
-              <w:left w:w="0" w:type="dxa"/>
-              <w:right w:w="0" w:type="dxa"/>
-            </w:tcMar>
-            <w:vAlign w:val="top"/>
-          </w:tcPr>
-          <w:p>
-            <w:pPr>
-              <w:pStyle w:val="Normal"/>
-              <w:jc w:val="center"/>
-              <w:pBdr>
-                <w:bottom w:val="none" w:sz="0" w:space="0" w:color="000000"/>
-                <w:top w:val="none" w:sz="0" w:space="0" w:color="000000"/>
-                <w:left w:val="none" w:sz="0" w:space="0" w:color="000000"/>
-                <w:right w:val="none" w:sz="0" w:space="0" w:color="000000"/>
-              </w:pBdr>
-              <w:spacing w:after="100" w:before="100" w:line="240"/>
-              <w:ind w:left="100" w:right="100" w:firstLine="0" w:firstLineChars="0"/>
-              <w:rPr>
-                <w:rFonts w:ascii="Helvetica" w:hAnsi="Helvetica" w:eastAsia="Helvetica" w:cs="Helvetica"/>
-                <w:i w:val="false"/>
-                <w:b w:val="false"/>
-                <w:u w:val="none"/>
-                <w:sz w:val="22"/>
-                <w:szCs w:val="22"/>
-                <w:color w:val="000000"/>
-              </w:rPr>
-            </w:pPr>
-            <w:r>
-              <w:rPr>
-                <w:rFonts w:ascii="Helvetica" w:hAnsi="Helvetica" w:eastAsia="Helvetica" w:cs="Helvetica"/>
-                <w:i w:val="false"/>
-                <w:b w:val="false"/>
-                <w:u w:val="none"/>
-                <w:sz w:val="22"/>
-                <w:szCs w:val="22"/>
-                <w:color w:val="000000"/>
-              </w:rPr>
-              <w:t xml:space="preserve">-29, 28</w:t>
-            </w:r>
-          </w:p>
-        </w:tc>
-        <w:tc>
-          <w:tcPr>
-            <w:tcBorders>
-              <w:bottom w:val="none" w:sz="0" w:space="0" w:color="000000"/>
-              <w:top w:val="none" w:sz="0" w:space="0" w:color="000000"/>
-              <w:left w:val="none" w:sz="0" w:space="0" w:color="000000"/>
-              <w:right w:val="none" w:sz="0" w:space="0" w:color="000000"/>
-            </w:tcBorders>
-            <w:shd w:val="clear" w:color="auto" w:fill="FFFFFF"/>
-            <w:tcMar>
-              <w:top w:w="0" w:type="dxa"/>
-              <w:bottom w:w="0" w:type="dxa"/>
-              <w:left w:w="0" w:type="dxa"/>
-              <w:right w:w="0" w:type="dxa"/>
-            </w:tcMar>
-            <w:vAlign w:val="top"/>
-          </w:tcPr>
-          <w:p>
-            <w:pPr>
-              <w:pStyle w:val="Normal"/>
-              <w:jc w:val="center"/>
-              <w:pBdr>
-                <w:bottom w:val="none" w:sz="0" w:space="0" w:color="000000"/>
-                <w:top w:val="none" w:sz="0" w:space="0" w:color="000000"/>
-                <w:left w:val="none" w:sz="0" w:space="0" w:color="000000"/>
-                <w:right w:val="none" w:sz="0" w:space="0" w:color="000000"/>
-              </w:pBdr>
-              <w:spacing w:after="100" w:before="100" w:line="240"/>
-              <w:ind w:left="100" w:right="100" w:firstLine="0" w:firstLineChars="0"/>
-              <w:rPr>
-                <w:rFonts w:ascii="Helvetica" w:hAnsi="Helvetica" w:eastAsia="Helvetica" w:cs="Helvetica"/>
-                <w:i w:val="false"/>
-                <w:b w:val="false"/>
-                <w:u w:val="none"/>
-                <w:sz w:val="22"/>
-                <w:szCs w:val="22"/>
-                <w:color w:val="000000"/>
-              </w:rPr>
-            </w:pPr>
-            <w:r>
-              <w:rPr>
-                <w:rFonts w:ascii="Helvetica" w:hAnsi="Helvetica" w:eastAsia="Helvetica" w:cs="Helvetica"/>
-                <w:i w:val="false"/>
-                <w:b w:val="false"/>
-                <w:u w:val="none"/>
-                <w:sz w:val="22"/>
-                <w:szCs w:val="22"/>
-                <w:color w:val="000000"/>
-              </w:rPr>
-              <w:t xml:space="preserve">0.980</w:t>
+              <w:t xml:space="preserve">-2.5</w:t>
+            </w:r>
+          </w:p>
+        </w:tc>
+        <w:tc>
+          <w:tcPr>
+            <w:tcBorders>
+              <w:bottom w:val="none" w:sz="0" w:space="0" w:color="000000"/>
+              <w:top w:val="none" w:sz="0" w:space="0" w:color="000000"/>
+              <w:left w:val="none" w:sz="0" w:space="0" w:color="000000"/>
+              <w:right w:val="none" w:sz="0" w:space="0" w:color="000000"/>
+            </w:tcBorders>
+            <w:shd w:val="clear" w:color="auto" w:fill="FFFFFF"/>
+            <w:tcMar>
+              <w:top w:w="0" w:type="dxa"/>
+              <w:bottom w:w="0" w:type="dxa"/>
+              <w:left w:w="0" w:type="dxa"/>
+              <w:right w:w="0" w:type="dxa"/>
+            </w:tcMar>
+            <w:vAlign w:val="top"/>
+          </w:tcPr>
+          <w:p>
+            <w:pPr>
+              <w:pStyle w:val="Normal"/>
+              <w:jc w:val="center"/>
+              <w:pBdr>
+                <w:bottom w:val="none" w:sz="0" w:space="0" w:color="000000"/>
+                <w:top w:val="none" w:sz="0" w:space="0" w:color="000000"/>
+                <w:left w:val="none" w:sz="0" w:space="0" w:color="000000"/>
+                <w:right w:val="none" w:sz="0" w:space="0" w:color="000000"/>
+              </w:pBdr>
+              <w:spacing w:after="100" w:before="100" w:line="240"/>
+              <w:ind w:left="100" w:right="100" w:firstLine="0" w:firstLineChars="0"/>
+              <w:rPr>
+                <w:rFonts w:ascii="Helvetica" w:hAnsi="Helvetica" w:eastAsia="Helvetica" w:cs="Helvetica"/>
+                <w:i w:val="false"/>
+                <w:b w:val="false"/>
+                <w:u w:val="none"/>
+                <w:sz w:val="22"/>
+                <w:szCs w:val="22"/>
+                <w:color w:val="000000"/>
+              </w:rPr>
+            </w:pPr>
+            <w:r>
+              <w:rPr>
+                <w:rFonts w:ascii="Helvetica" w:hAnsi="Helvetica" w:eastAsia="Helvetica" w:cs="Helvetica"/>
+                <w:i w:val="false"/>
+                <w:b w:val="false"/>
+                <w:u w:val="none"/>
+                <w:sz w:val="22"/>
+                <w:szCs w:val="22"/>
+                <w:color w:val="000000"/>
+              </w:rPr>
+              <w:t xml:space="preserve">-31, 26</w:t>
+            </w:r>
+          </w:p>
+        </w:tc>
+        <w:tc>
+          <w:tcPr>
+            <w:tcBorders>
+              <w:bottom w:val="none" w:sz="0" w:space="0" w:color="000000"/>
+              <w:top w:val="none" w:sz="0" w:space="0" w:color="000000"/>
+              <w:left w:val="none" w:sz="0" w:space="0" w:color="000000"/>
+              <w:right w:val="none" w:sz="0" w:space="0" w:color="000000"/>
+            </w:tcBorders>
+            <w:shd w:val="clear" w:color="auto" w:fill="FFFFFF"/>
+            <w:tcMar>
+              <w:top w:w="0" w:type="dxa"/>
+              <w:bottom w:w="0" w:type="dxa"/>
+              <w:left w:w="0" w:type="dxa"/>
+              <w:right w:w="0" w:type="dxa"/>
+            </w:tcMar>
+            <w:vAlign w:val="top"/>
+          </w:tcPr>
+          <w:p>
+            <w:pPr>
+              <w:pStyle w:val="Normal"/>
+              <w:jc w:val="center"/>
+              <w:pBdr>
+                <w:bottom w:val="none" w:sz="0" w:space="0" w:color="000000"/>
+                <w:top w:val="none" w:sz="0" w:space="0" w:color="000000"/>
+                <w:left w:val="none" w:sz="0" w:space="0" w:color="000000"/>
+                <w:right w:val="none" w:sz="0" w:space="0" w:color="000000"/>
+              </w:pBdr>
+              <w:spacing w:after="100" w:before="100" w:line="240"/>
+              <w:ind w:left="100" w:right="100" w:firstLine="0" w:firstLineChars="0"/>
+              <w:rPr>
+                <w:rFonts w:ascii="Helvetica" w:hAnsi="Helvetica" w:eastAsia="Helvetica" w:cs="Helvetica"/>
+                <w:i w:val="false"/>
+                <w:b w:val="false"/>
+                <w:u w:val="none"/>
+                <w:sz w:val="22"/>
+                <w:szCs w:val="22"/>
+                <w:color w:val="000000"/>
+              </w:rPr>
+            </w:pPr>
+            <w:r>
+              <w:rPr>
+                <w:rFonts w:ascii="Helvetica" w:hAnsi="Helvetica" w:eastAsia="Helvetica" w:cs="Helvetica"/>
+                <w:i w:val="false"/>
+                <w:b w:val="false"/>
+                <w:u w:val="none"/>
+                <w:sz w:val="22"/>
+                <w:szCs w:val="22"/>
+                <w:color w:val="000000"/>
+              </w:rPr>
+              <w:t xml:space="preserve">0.864</w:t>
             </w:r>
           </w:p>
         </w:tc>
@@ -11220,113 +11220,113 @@
                 <w:szCs w:val="22"/>
                 <w:color w:val="000000"/>
               </w:rPr>
-              <w:t xml:space="preserve">-0.58</w:t>
-            </w:r>
-          </w:p>
-        </w:tc>
-        <w:tc>
-          <w:tcPr>
-            <w:tcBorders>
-              <w:bottom w:val="none" w:sz="0" w:space="0" w:color="000000"/>
-              <w:top w:val="none" w:sz="0" w:space="0" w:color="000000"/>
-              <w:left w:val="none" w:sz="0" w:space="0" w:color="000000"/>
-              <w:right w:val="none" w:sz="0" w:space="0" w:color="000000"/>
-            </w:tcBorders>
-            <w:shd w:val="clear" w:color="auto" w:fill="FFFFFF"/>
-            <w:tcMar>
-              <w:top w:w="0" w:type="dxa"/>
-              <w:bottom w:w="0" w:type="dxa"/>
-              <w:left w:w="0" w:type="dxa"/>
-              <w:right w:w="0" w:type="dxa"/>
-            </w:tcMar>
-            <w:vAlign w:val="top"/>
-          </w:tcPr>
-          <w:p>
-            <w:pPr>
-              <w:pStyle w:val="Normal"/>
-              <w:jc w:val="center"/>
-              <w:pBdr>
-                <w:bottom w:val="none" w:sz="0" w:space="0" w:color="000000"/>
-                <w:top w:val="none" w:sz="0" w:space="0" w:color="000000"/>
-                <w:left w:val="none" w:sz="0" w:space="0" w:color="000000"/>
-                <w:right w:val="none" w:sz="0" w:space="0" w:color="000000"/>
-              </w:pBdr>
-              <w:spacing w:after="100" w:before="100" w:line="240"/>
-              <w:ind w:left="100" w:right="100" w:firstLine="0" w:firstLineChars="0"/>
-              <w:rPr>
-                <w:rFonts w:ascii="Helvetica" w:hAnsi="Helvetica" w:eastAsia="Helvetica" w:cs="Helvetica"/>
-                <w:i w:val="false"/>
-                <w:b w:val="false"/>
-                <w:u w:val="none"/>
-                <w:sz w:val="22"/>
-                <w:szCs w:val="22"/>
-                <w:color w:val="000000"/>
-              </w:rPr>
-            </w:pPr>
-            <w:r>
-              <w:rPr>
-                <w:rFonts w:ascii="Helvetica" w:hAnsi="Helvetica" w:eastAsia="Helvetica" w:cs="Helvetica"/>
-                <w:i w:val="false"/>
-                <w:b w:val="false"/>
-                <w:u w:val="none"/>
-                <w:sz w:val="22"/>
-                <w:szCs w:val="22"/>
-                <w:color w:val="000000"/>
-              </w:rPr>
-              <w:t xml:space="preserve">-14, 13</w:t>
-            </w:r>
-          </w:p>
-        </w:tc>
-        <w:tc>
-          <w:tcPr>
-            <w:tcBorders>
-              <w:bottom w:val="none" w:sz="0" w:space="0" w:color="000000"/>
-              <w:top w:val="none" w:sz="0" w:space="0" w:color="000000"/>
-              <w:left w:val="none" w:sz="0" w:space="0" w:color="000000"/>
-              <w:right w:val="none" w:sz="0" w:space="0" w:color="000000"/>
-            </w:tcBorders>
-            <w:shd w:val="clear" w:color="auto" w:fill="FFFFFF"/>
-            <w:tcMar>
-              <w:top w:w="0" w:type="dxa"/>
-              <w:bottom w:w="0" w:type="dxa"/>
-              <w:left w:w="0" w:type="dxa"/>
-              <w:right w:w="0" w:type="dxa"/>
-            </w:tcMar>
-            <w:vAlign w:val="top"/>
-          </w:tcPr>
-          <w:p>
-            <w:pPr>
-              <w:pStyle w:val="Normal"/>
-              <w:jc w:val="center"/>
-              <w:pBdr>
-                <w:bottom w:val="none" w:sz="0" w:space="0" w:color="000000"/>
-                <w:top w:val="none" w:sz="0" w:space="0" w:color="000000"/>
-                <w:left w:val="none" w:sz="0" w:space="0" w:color="000000"/>
-                <w:right w:val="none" w:sz="0" w:space="0" w:color="000000"/>
-              </w:pBdr>
-              <w:spacing w:after="100" w:before="100" w:line="240"/>
-              <w:ind w:left="100" w:right="100" w:firstLine="0" w:firstLineChars="0"/>
-              <w:rPr>
-                <w:rFonts w:ascii="Helvetica" w:hAnsi="Helvetica" w:eastAsia="Helvetica" w:cs="Helvetica"/>
-                <w:i w:val="false"/>
-                <w:b w:val="false"/>
-                <w:u w:val="none"/>
-                <w:sz w:val="22"/>
-                <w:szCs w:val="22"/>
-                <w:color w:val="000000"/>
-              </w:rPr>
-            </w:pPr>
-            <w:r>
-              <w:rPr>
-                <w:rFonts w:ascii="Helvetica" w:hAnsi="Helvetica" w:eastAsia="Helvetica" w:cs="Helvetica"/>
-                <w:i w:val="false"/>
-                <w:b w:val="false"/>
-                <w:u w:val="none"/>
-                <w:sz w:val="22"/>
-                <w:szCs w:val="22"/>
-                <w:color w:val="000000"/>
-              </w:rPr>
-              <w:t xml:space="preserve">0.932</w:t>
+              <w:t xml:space="preserve">-0.12</w:t>
+            </w:r>
+          </w:p>
+        </w:tc>
+        <w:tc>
+          <w:tcPr>
+            <w:tcBorders>
+              <w:bottom w:val="none" w:sz="0" w:space="0" w:color="000000"/>
+              <w:top w:val="none" w:sz="0" w:space="0" w:color="000000"/>
+              <w:left w:val="none" w:sz="0" w:space="0" w:color="000000"/>
+              <w:right w:val="none" w:sz="0" w:space="0" w:color="000000"/>
+            </w:tcBorders>
+            <w:shd w:val="clear" w:color="auto" w:fill="FFFFFF"/>
+            <w:tcMar>
+              <w:top w:w="0" w:type="dxa"/>
+              <w:bottom w:w="0" w:type="dxa"/>
+              <w:left w:w="0" w:type="dxa"/>
+              <w:right w:w="0" w:type="dxa"/>
+            </w:tcMar>
+            <w:vAlign w:val="top"/>
+          </w:tcPr>
+          <w:p>
+            <w:pPr>
+              <w:pStyle w:val="Normal"/>
+              <w:jc w:val="center"/>
+              <w:pBdr>
+                <w:bottom w:val="none" w:sz="0" w:space="0" w:color="000000"/>
+                <w:top w:val="none" w:sz="0" w:space="0" w:color="000000"/>
+                <w:left w:val="none" w:sz="0" w:space="0" w:color="000000"/>
+                <w:right w:val="none" w:sz="0" w:space="0" w:color="000000"/>
+              </w:pBdr>
+              <w:spacing w:after="100" w:before="100" w:line="240"/>
+              <w:ind w:left="100" w:right="100" w:firstLine="0" w:firstLineChars="0"/>
+              <w:rPr>
+                <w:rFonts w:ascii="Helvetica" w:hAnsi="Helvetica" w:eastAsia="Helvetica" w:cs="Helvetica"/>
+                <w:i w:val="false"/>
+                <w:b w:val="false"/>
+                <w:u w:val="none"/>
+                <w:sz w:val="22"/>
+                <w:szCs w:val="22"/>
+                <w:color w:val="000000"/>
+              </w:rPr>
+            </w:pPr>
+            <w:r>
+              <w:rPr>
+                <w:rFonts w:ascii="Helvetica" w:hAnsi="Helvetica" w:eastAsia="Helvetica" w:cs="Helvetica"/>
+                <w:i w:val="false"/>
+                <w:b w:val="false"/>
+                <w:u w:val="none"/>
+                <w:sz w:val="22"/>
+                <w:szCs w:val="22"/>
+                <w:color w:val="000000"/>
+              </w:rPr>
+              <w:t xml:space="preserve">-14, 14</w:t>
+            </w:r>
+          </w:p>
+        </w:tc>
+        <w:tc>
+          <w:tcPr>
+            <w:tcBorders>
+              <w:bottom w:val="none" w:sz="0" w:space="0" w:color="000000"/>
+              <w:top w:val="none" w:sz="0" w:space="0" w:color="000000"/>
+              <w:left w:val="none" w:sz="0" w:space="0" w:color="000000"/>
+              <w:right w:val="none" w:sz="0" w:space="0" w:color="000000"/>
+            </w:tcBorders>
+            <w:shd w:val="clear" w:color="auto" w:fill="FFFFFF"/>
+            <w:tcMar>
+              <w:top w:w="0" w:type="dxa"/>
+              <w:bottom w:w="0" w:type="dxa"/>
+              <w:left w:w="0" w:type="dxa"/>
+              <w:right w:w="0" w:type="dxa"/>
+            </w:tcMar>
+            <w:vAlign w:val="top"/>
+          </w:tcPr>
+          <w:p>
+            <w:pPr>
+              <w:pStyle w:val="Normal"/>
+              <w:jc w:val="center"/>
+              <w:pBdr>
+                <w:bottom w:val="none" w:sz="0" w:space="0" w:color="000000"/>
+                <w:top w:val="none" w:sz="0" w:space="0" w:color="000000"/>
+                <w:left w:val="none" w:sz="0" w:space="0" w:color="000000"/>
+                <w:right w:val="none" w:sz="0" w:space="0" w:color="000000"/>
+              </w:pBdr>
+              <w:spacing w:after="100" w:before="100" w:line="240"/>
+              <w:ind w:left="100" w:right="100" w:firstLine="0" w:firstLineChars="0"/>
+              <w:rPr>
+                <w:rFonts w:ascii="Helvetica" w:hAnsi="Helvetica" w:eastAsia="Helvetica" w:cs="Helvetica"/>
+                <w:i w:val="false"/>
+                <w:b w:val="false"/>
+                <w:u w:val="none"/>
+                <w:sz w:val="22"/>
+                <w:szCs w:val="22"/>
+                <w:color w:val="000000"/>
+              </w:rPr>
+            </w:pPr>
+            <w:r>
+              <w:rPr>
+                <w:rFonts w:ascii="Helvetica" w:hAnsi="Helvetica" w:eastAsia="Helvetica" w:cs="Helvetica"/>
+                <w:i w:val="false"/>
+                <w:b w:val="false"/>
+                <w:u w:val="none"/>
+                <w:sz w:val="22"/>
+                <w:szCs w:val="22"/>
+                <w:color w:val="000000"/>
+              </w:rPr>
+              <w:t xml:space="preserve">0.986</w:t>
             </w:r>
           </w:p>
         </w:tc>
@@ -11703,113 +11703,113 @@
                 <w:szCs w:val="22"/>
                 <w:color w:val="000000"/>
               </w:rPr>
-              <w:t xml:space="preserve">-10</w:t>
-            </w:r>
-          </w:p>
-        </w:tc>
-        <w:tc>
-          <w:tcPr>
-            <w:tcBorders>
-              <w:bottom w:val="none" w:sz="0" w:space="0" w:color="000000"/>
-              <w:top w:val="none" w:sz="0" w:space="0" w:color="000000"/>
-              <w:left w:val="none" w:sz="0" w:space="0" w:color="000000"/>
-              <w:right w:val="none" w:sz="0" w:space="0" w:color="000000"/>
-            </w:tcBorders>
-            <w:shd w:val="clear" w:color="auto" w:fill="FFFFFF"/>
-            <w:tcMar>
-              <w:top w:w="0" w:type="dxa"/>
-              <w:bottom w:w="0" w:type="dxa"/>
-              <w:left w:w="0" w:type="dxa"/>
-              <w:right w:w="0" w:type="dxa"/>
-            </w:tcMar>
-            <w:vAlign w:val="top"/>
-          </w:tcPr>
-          <w:p>
-            <w:pPr>
-              <w:pStyle w:val="Normal"/>
-              <w:jc w:val="center"/>
-              <w:pBdr>
-                <w:bottom w:val="none" w:sz="0" w:space="0" w:color="000000"/>
-                <w:top w:val="none" w:sz="0" w:space="0" w:color="000000"/>
-                <w:left w:val="none" w:sz="0" w:space="0" w:color="000000"/>
-                <w:right w:val="none" w:sz="0" w:space="0" w:color="000000"/>
-              </w:pBdr>
-              <w:spacing w:after="100" w:before="100" w:line="240"/>
-              <w:ind w:left="100" w:right="100" w:firstLine="0" w:firstLineChars="0"/>
-              <w:rPr>
-                <w:rFonts w:ascii="Helvetica" w:hAnsi="Helvetica" w:eastAsia="Helvetica" w:cs="Helvetica"/>
-                <w:i w:val="false"/>
-                <w:b w:val="false"/>
-                <w:u w:val="none"/>
-                <w:sz w:val="22"/>
-                <w:szCs w:val="22"/>
-                <w:color w:val="000000"/>
-              </w:rPr>
-            </w:pPr>
-            <w:r>
-              <w:rPr>
-                <w:rFonts w:ascii="Helvetica" w:hAnsi="Helvetica" w:eastAsia="Helvetica" w:cs="Helvetica"/>
-                <w:i w:val="false"/>
-                <w:b w:val="false"/>
-                <w:u w:val="none"/>
-                <w:sz w:val="22"/>
-                <w:szCs w:val="22"/>
-                <w:color w:val="000000"/>
-              </w:rPr>
-              <w:t xml:space="preserve">-23, 2.0</w:t>
-            </w:r>
-          </w:p>
-        </w:tc>
-        <w:tc>
-          <w:tcPr>
-            <w:tcBorders>
-              <w:bottom w:val="none" w:sz="0" w:space="0" w:color="000000"/>
-              <w:top w:val="none" w:sz="0" w:space="0" w:color="000000"/>
-              <w:left w:val="none" w:sz="0" w:space="0" w:color="000000"/>
-              <w:right w:val="none" w:sz="0" w:space="0" w:color="000000"/>
-            </w:tcBorders>
-            <w:shd w:val="clear" w:color="auto" w:fill="FFFFFF"/>
-            <w:tcMar>
-              <w:top w:w="0" w:type="dxa"/>
-              <w:bottom w:w="0" w:type="dxa"/>
-              <w:left w:w="0" w:type="dxa"/>
-              <w:right w:w="0" w:type="dxa"/>
-            </w:tcMar>
-            <w:vAlign w:val="top"/>
-          </w:tcPr>
-          <w:p>
-            <w:pPr>
-              <w:pStyle w:val="Normal"/>
-              <w:jc w:val="center"/>
-              <w:pBdr>
-                <w:bottom w:val="none" w:sz="0" w:space="0" w:color="000000"/>
-                <w:top w:val="none" w:sz="0" w:space="0" w:color="000000"/>
-                <w:left w:val="none" w:sz="0" w:space="0" w:color="000000"/>
-                <w:right w:val="none" w:sz="0" w:space="0" w:color="000000"/>
-              </w:pBdr>
-              <w:spacing w:after="100" w:before="100" w:line="240"/>
-              <w:ind w:left="100" w:right="100" w:firstLine="0" w:firstLineChars="0"/>
-              <w:rPr>
-                <w:rFonts w:ascii="Helvetica" w:hAnsi="Helvetica" w:eastAsia="Helvetica" w:cs="Helvetica"/>
-                <w:i w:val="false"/>
-                <w:b w:val="false"/>
-                <w:u w:val="none"/>
-                <w:sz w:val="22"/>
-                <w:szCs w:val="22"/>
-                <w:color w:val="000000"/>
-              </w:rPr>
-            </w:pPr>
-            <w:r>
-              <w:rPr>
-                <w:rFonts w:ascii="Helvetica" w:hAnsi="Helvetica" w:eastAsia="Helvetica" w:cs="Helvetica"/>
-                <w:i w:val="false"/>
-                <w:b w:val="false"/>
-                <w:u w:val="none"/>
-                <w:sz w:val="22"/>
-                <w:szCs w:val="22"/>
-                <w:color w:val="000000"/>
-              </w:rPr>
-              <w:t xml:space="preserve">0.098</w:t>
+              <w:t xml:space="preserve">-11</w:t>
+            </w:r>
+          </w:p>
+        </w:tc>
+        <w:tc>
+          <w:tcPr>
+            <w:tcBorders>
+              <w:bottom w:val="none" w:sz="0" w:space="0" w:color="000000"/>
+              <w:top w:val="none" w:sz="0" w:space="0" w:color="000000"/>
+              <w:left w:val="none" w:sz="0" w:space="0" w:color="000000"/>
+              <w:right w:val="none" w:sz="0" w:space="0" w:color="000000"/>
+            </w:tcBorders>
+            <w:shd w:val="clear" w:color="auto" w:fill="FFFFFF"/>
+            <w:tcMar>
+              <w:top w:w="0" w:type="dxa"/>
+              <w:bottom w:w="0" w:type="dxa"/>
+              <w:left w:w="0" w:type="dxa"/>
+              <w:right w:w="0" w:type="dxa"/>
+            </w:tcMar>
+            <w:vAlign w:val="top"/>
+          </w:tcPr>
+          <w:p>
+            <w:pPr>
+              <w:pStyle w:val="Normal"/>
+              <w:jc w:val="center"/>
+              <w:pBdr>
+                <w:bottom w:val="none" w:sz="0" w:space="0" w:color="000000"/>
+                <w:top w:val="none" w:sz="0" w:space="0" w:color="000000"/>
+                <w:left w:val="none" w:sz="0" w:space="0" w:color="000000"/>
+                <w:right w:val="none" w:sz="0" w:space="0" w:color="000000"/>
+              </w:pBdr>
+              <w:spacing w:after="100" w:before="100" w:line="240"/>
+              <w:ind w:left="100" w:right="100" w:firstLine="0" w:firstLineChars="0"/>
+              <w:rPr>
+                <w:rFonts w:ascii="Helvetica" w:hAnsi="Helvetica" w:eastAsia="Helvetica" w:cs="Helvetica"/>
+                <w:i w:val="false"/>
+                <w:b w:val="false"/>
+                <w:u w:val="none"/>
+                <w:sz w:val="22"/>
+                <w:szCs w:val="22"/>
+                <w:color w:val="000000"/>
+              </w:rPr>
+            </w:pPr>
+            <w:r>
+              <w:rPr>
+                <w:rFonts w:ascii="Helvetica" w:hAnsi="Helvetica" w:eastAsia="Helvetica" w:cs="Helvetica"/>
+                <w:i w:val="false"/>
+                <w:b w:val="false"/>
+                <w:u w:val="none"/>
+                <w:sz w:val="22"/>
+                <w:szCs w:val="22"/>
+                <w:color w:val="000000"/>
+              </w:rPr>
+              <w:t xml:space="preserve">-23, 1.6</w:t>
+            </w:r>
+          </w:p>
+        </w:tc>
+        <w:tc>
+          <w:tcPr>
+            <w:tcBorders>
+              <w:bottom w:val="none" w:sz="0" w:space="0" w:color="000000"/>
+              <w:top w:val="none" w:sz="0" w:space="0" w:color="000000"/>
+              <w:left w:val="none" w:sz="0" w:space="0" w:color="000000"/>
+              <w:right w:val="none" w:sz="0" w:space="0" w:color="000000"/>
+            </w:tcBorders>
+            <w:shd w:val="clear" w:color="auto" w:fill="FFFFFF"/>
+            <w:tcMar>
+              <w:top w:w="0" w:type="dxa"/>
+              <w:bottom w:w="0" w:type="dxa"/>
+              <w:left w:w="0" w:type="dxa"/>
+              <w:right w:w="0" w:type="dxa"/>
+            </w:tcMar>
+            <w:vAlign w:val="top"/>
+          </w:tcPr>
+          <w:p>
+            <w:pPr>
+              <w:pStyle w:val="Normal"/>
+              <w:jc w:val="center"/>
+              <w:pBdr>
+                <w:bottom w:val="none" w:sz="0" w:space="0" w:color="000000"/>
+                <w:top w:val="none" w:sz="0" w:space="0" w:color="000000"/>
+                <w:left w:val="none" w:sz="0" w:space="0" w:color="000000"/>
+                <w:right w:val="none" w:sz="0" w:space="0" w:color="000000"/>
+              </w:pBdr>
+              <w:spacing w:after="100" w:before="100" w:line="240"/>
+              <w:ind w:left="100" w:right="100" w:firstLine="0" w:firstLineChars="0"/>
+              <w:rPr>
+                <w:rFonts w:ascii="Helvetica" w:hAnsi="Helvetica" w:eastAsia="Helvetica" w:cs="Helvetica"/>
+                <w:i w:val="false"/>
+                <w:b w:val="false"/>
+                <w:u w:val="none"/>
+                <w:sz w:val="22"/>
+                <w:szCs w:val="22"/>
+                <w:color w:val="000000"/>
+              </w:rPr>
+            </w:pPr>
+            <w:r>
+              <w:rPr>
+                <w:rFonts w:ascii="Helvetica" w:hAnsi="Helvetica" w:eastAsia="Helvetica" w:cs="Helvetica"/>
+                <w:i w:val="false"/>
+                <w:b w:val="false"/>
+                <w:u w:val="none"/>
+                <w:sz w:val="22"/>
+                <w:szCs w:val="22"/>
+                <w:color w:val="000000"/>
+              </w:rPr>
+              <w:t xml:space="preserve">0.087</w:t>
             </w:r>
           </w:p>
         </w:tc>
@@ -12186,113 +12186,113 @@
                 <w:szCs w:val="22"/>
                 <w:color w:val="000000"/>
               </w:rPr>
-              <w:t xml:space="preserve">-1.5</w:t>
-            </w:r>
-          </w:p>
-        </w:tc>
-        <w:tc>
-          <w:tcPr>
-            <w:tcBorders>
-              <w:bottom w:val="none" w:sz="0" w:space="0" w:color="000000"/>
-              <w:top w:val="none" w:sz="0" w:space="0" w:color="000000"/>
-              <w:left w:val="none" w:sz="0" w:space="0" w:color="000000"/>
-              <w:right w:val="none" w:sz="0" w:space="0" w:color="000000"/>
-            </w:tcBorders>
-            <w:shd w:val="clear" w:color="auto" w:fill="FFFFFF"/>
-            <w:tcMar>
-              <w:top w:w="0" w:type="dxa"/>
-              <w:bottom w:w="0" w:type="dxa"/>
-              <w:left w:w="0" w:type="dxa"/>
-              <w:right w:w="0" w:type="dxa"/>
-            </w:tcMar>
-            <w:vAlign w:val="top"/>
-          </w:tcPr>
-          <w:p>
-            <w:pPr>
-              <w:pStyle w:val="Normal"/>
-              <w:jc w:val="center"/>
-              <w:pBdr>
-                <w:bottom w:val="none" w:sz="0" w:space="0" w:color="000000"/>
-                <w:top w:val="none" w:sz="0" w:space="0" w:color="000000"/>
-                <w:left w:val="none" w:sz="0" w:space="0" w:color="000000"/>
-                <w:right w:val="none" w:sz="0" w:space="0" w:color="000000"/>
-              </w:pBdr>
-              <w:spacing w:after="100" w:before="100" w:line="240"/>
-              <w:ind w:left="100" w:right="100" w:firstLine="0" w:firstLineChars="0"/>
-              <w:rPr>
-                <w:rFonts w:ascii="Helvetica" w:hAnsi="Helvetica" w:eastAsia="Helvetica" w:cs="Helvetica"/>
-                <w:i w:val="false"/>
-                <w:b w:val="false"/>
-                <w:u w:val="none"/>
-                <w:sz w:val="22"/>
-                <w:szCs w:val="22"/>
-                <w:color w:val="000000"/>
-              </w:rPr>
-            </w:pPr>
-            <w:r>
-              <w:rPr>
-                <w:rFonts w:ascii="Helvetica" w:hAnsi="Helvetica" w:eastAsia="Helvetica" w:cs="Helvetica"/>
-                <w:i w:val="false"/>
-                <w:b w:val="false"/>
-                <w:u w:val="none"/>
-                <w:sz w:val="22"/>
-                <w:szCs w:val="22"/>
-                <w:color w:val="000000"/>
-              </w:rPr>
-              <w:t xml:space="preserve">-18, 15</w:t>
-            </w:r>
-          </w:p>
-        </w:tc>
-        <w:tc>
-          <w:tcPr>
-            <w:tcBorders>
-              <w:bottom w:val="none" w:sz="0" w:space="0" w:color="000000"/>
-              <w:top w:val="none" w:sz="0" w:space="0" w:color="000000"/>
-              <w:left w:val="none" w:sz="0" w:space="0" w:color="000000"/>
-              <w:right w:val="none" w:sz="0" w:space="0" w:color="000000"/>
-            </w:tcBorders>
-            <w:shd w:val="clear" w:color="auto" w:fill="FFFFFF"/>
-            <w:tcMar>
-              <w:top w:w="0" w:type="dxa"/>
-              <w:bottom w:w="0" w:type="dxa"/>
-              <w:left w:w="0" w:type="dxa"/>
-              <w:right w:w="0" w:type="dxa"/>
-            </w:tcMar>
-            <w:vAlign w:val="top"/>
-          </w:tcPr>
-          <w:p>
-            <w:pPr>
-              <w:pStyle w:val="Normal"/>
-              <w:jc w:val="center"/>
-              <w:pBdr>
-                <w:bottom w:val="none" w:sz="0" w:space="0" w:color="000000"/>
-                <w:top w:val="none" w:sz="0" w:space="0" w:color="000000"/>
-                <w:left w:val="none" w:sz="0" w:space="0" w:color="000000"/>
-                <w:right w:val="none" w:sz="0" w:space="0" w:color="000000"/>
-              </w:pBdr>
-              <w:spacing w:after="100" w:before="100" w:line="240"/>
-              <w:ind w:left="100" w:right="100" w:firstLine="0" w:firstLineChars="0"/>
-              <w:rPr>
-                <w:rFonts w:ascii="Helvetica" w:hAnsi="Helvetica" w:eastAsia="Helvetica" w:cs="Helvetica"/>
-                <w:i w:val="false"/>
-                <w:b w:val="false"/>
-                <w:u w:val="none"/>
-                <w:sz w:val="22"/>
-                <w:szCs w:val="22"/>
-                <w:color w:val="000000"/>
-              </w:rPr>
-            </w:pPr>
-            <w:r>
-              <w:rPr>
-                <w:rFonts w:ascii="Helvetica" w:hAnsi="Helvetica" w:eastAsia="Helvetica" w:cs="Helvetica"/>
-                <w:i w:val="false"/>
-                <w:b w:val="false"/>
-                <w:u w:val="none"/>
-                <w:sz w:val="22"/>
-                <w:szCs w:val="22"/>
-                <w:color w:val="000000"/>
-              </w:rPr>
-              <w:t xml:space="preserve">0.863</w:t>
+              <w:t xml:space="preserve">-2.2</w:t>
+            </w:r>
+          </w:p>
+        </w:tc>
+        <w:tc>
+          <w:tcPr>
+            <w:tcBorders>
+              <w:bottom w:val="none" w:sz="0" w:space="0" w:color="000000"/>
+              <w:top w:val="none" w:sz="0" w:space="0" w:color="000000"/>
+              <w:left w:val="none" w:sz="0" w:space="0" w:color="000000"/>
+              <w:right w:val="none" w:sz="0" w:space="0" w:color="000000"/>
+            </w:tcBorders>
+            <w:shd w:val="clear" w:color="auto" w:fill="FFFFFF"/>
+            <w:tcMar>
+              <w:top w:w="0" w:type="dxa"/>
+              <w:bottom w:w="0" w:type="dxa"/>
+              <w:left w:w="0" w:type="dxa"/>
+              <w:right w:w="0" w:type="dxa"/>
+            </w:tcMar>
+            <w:vAlign w:val="top"/>
+          </w:tcPr>
+          <w:p>
+            <w:pPr>
+              <w:pStyle w:val="Normal"/>
+              <w:jc w:val="center"/>
+              <w:pBdr>
+                <w:bottom w:val="none" w:sz="0" w:space="0" w:color="000000"/>
+                <w:top w:val="none" w:sz="0" w:space="0" w:color="000000"/>
+                <w:left w:val="none" w:sz="0" w:space="0" w:color="000000"/>
+                <w:right w:val="none" w:sz="0" w:space="0" w:color="000000"/>
+              </w:pBdr>
+              <w:spacing w:after="100" w:before="100" w:line="240"/>
+              <w:ind w:left="100" w:right="100" w:firstLine="0" w:firstLineChars="0"/>
+              <w:rPr>
+                <w:rFonts w:ascii="Helvetica" w:hAnsi="Helvetica" w:eastAsia="Helvetica" w:cs="Helvetica"/>
+                <w:i w:val="false"/>
+                <w:b w:val="false"/>
+                <w:u w:val="none"/>
+                <w:sz w:val="22"/>
+                <w:szCs w:val="22"/>
+                <w:color w:val="000000"/>
+              </w:rPr>
+            </w:pPr>
+            <w:r>
+              <w:rPr>
+                <w:rFonts w:ascii="Helvetica" w:hAnsi="Helvetica" w:eastAsia="Helvetica" w:cs="Helvetica"/>
+                <w:i w:val="false"/>
+                <w:b w:val="false"/>
+                <w:u w:val="none"/>
+                <w:sz w:val="22"/>
+                <w:szCs w:val="22"/>
+                <w:color w:val="000000"/>
+              </w:rPr>
+              <w:t xml:space="preserve">-19, 14</w:t>
+            </w:r>
+          </w:p>
+        </w:tc>
+        <w:tc>
+          <w:tcPr>
+            <w:tcBorders>
+              <w:bottom w:val="none" w:sz="0" w:space="0" w:color="000000"/>
+              <w:top w:val="none" w:sz="0" w:space="0" w:color="000000"/>
+              <w:left w:val="none" w:sz="0" w:space="0" w:color="000000"/>
+              <w:right w:val="none" w:sz="0" w:space="0" w:color="000000"/>
+            </w:tcBorders>
+            <w:shd w:val="clear" w:color="auto" w:fill="FFFFFF"/>
+            <w:tcMar>
+              <w:top w:w="0" w:type="dxa"/>
+              <w:bottom w:w="0" w:type="dxa"/>
+              <w:left w:w="0" w:type="dxa"/>
+              <w:right w:w="0" w:type="dxa"/>
+            </w:tcMar>
+            <w:vAlign w:val="top"/>
+          </w:tcPr>
+          <w:p>
+            <w:pPr>
+              <w:pStyle w:val="Normal"/>
+              <w:jc w:val="center"/>
+              <w:pBdr>
+                <w:bottom w:val="none" w:sz="0" w:space="0" w:color="000000"/>
+                <w:top w:val="none" w:sz="0" w:space="0" w:color="000000"/>
+                <w:left w:val="none" w:sz="0" w:space="0" w:color="000000"/>
+                <w:right w:val="none" w:sz="0" w:space="0" w:color="000000"/>
+              </w:pBdr>
+              <w:spacing w:after="100" w:before="100" w:line="240"/>
+              <w:ind w:left="100" w:right="100" w:firstLine="0" w:firstLineChars="0"/>
+              <w:rPr>
+                <w:rFonts w:ascii="Helvetica" w:hAnsi="Helvetica" w:eastAsia="Helvetica" w:cs="Helvetica"/>
+                <w:i w:val="false"/>
+                <w:b w:val="false"/>
+                <w:u w:val="none"/>
+                <w:sz w:val="22"/>
+                <w:szCs w:val="22"/>
+                <w:color w:val="000000"/>
+              </w:rPr>
+            </w:pPr>
+            <w:r>
+              <w:rPr>
+                <w:rFonts w:ascii="Helvetica" w:hAnsi="Helvetica" w:eastAsia="Helvetica" w:cs="Helvetica"/>
+                <w:i w:val="false"/>
+                <w:b w:val="false"/>
+                <w:u w:val="none"/>
+                <w:sz w:val="22"/>
+                <w:szCs w:val="22"/>
+                <w:color w:val="000000"/>
+              </w:rPr>
+              <w:t xml:space="preserve">0.798</w:t>
             </w:r>
           </w:p>
         </w:tc>
@@ -12669,113 +12669,113 @@
                 <w:szCs w:val="22"/>
                 <w:color w:val="000000"/>
               </w:rPr>
-              <w:t xml:space="preserve">-11</w:t>
-            </w:r>
-          </w:p>
-        </w:tc>
-        <w:tc>
-          <w:tcPr>
-            <w:tcBorders>
-              <w:bottom w:val="none" w:sz="0" w:space="0" w:color="000000"/>
-              <w:top w:val="none" w:sz="0" w:space="0" w:color="000000"/>
-              <w:left w:val="none" w:sz="0" w:space="0" w:color="000000"/>
-              <w:right w:val="none" w:sz="0" w:space="0" w:color="000000"/>
-            </w:tcBorders>
-            <w:shd w:val="clear" w:color="auto" w:fill="FFFFFF"/>
-            <w:tcMar>
-              <w:top w:w="0" w:type="dxa"/>
-              <w:bottom w:w="0" w:type="dxa"/>
-              <w:left w:w="0" w:type="dxa"/>
-              <w:right w:w="0" w:type="dxa"/>
-            </w:tcMar>
-            <w:vAlign w:val="top"/>
-          </w:tcPr>
-          <w:p>
-            <w:pPr>
-              <w:pStyle w:val="Normal"/>
-              <w:jc w:val="center"/>
-              <w:pBdr>
-                <w:bottom w:val="none" w:sz="0" w:space="0" w:color="000000"/>
-                <w:top w:val="none" w:sz="0" w:space="0" w:color="000000"/>
-                <w:left w:val="none" w:sz="0" w:space="0" w:color="000000"/>
-                <w:right w:val="none" w:sz="0" w:space="0" w:color="000000"/>
-              </w:pBdr>
-              <w:spacing w:after="100" w:before="100" w:line="240"/>
-              <w:ind w:left="100" w:right="100" w:firstLine="0" w:firstLineChars="0"/>
-              <w:rPr>
-                <w:rFonts w:ascii="Helvetica" w:hAnsi="Helvetica" w:eastAsia="Helvetica" w:cs="Helvetica"/>
-                <w:i w:val="false"/>
-                <w:b w:val="false"/>
-                <w:u w:val="none"/>
-                <w:sz w:val="22"/>
-                <w:szCs w:val="22"/>
-                <w:color w:val="000000"/>
-              </w:rPr>
-            </w:pPr>
-            <w:r>
-              <w:rPr>
-                <w:rFonts w:ascii="Helvetica" w:hAnsi="Helvetica" w:eastAsia="Helvetica" w:cs="Helvetica"/>
-                <w:i w:val="false"/>
-                <w:b w:val="false"/>
-                <w:u w:val="none"/>
-                <w:sz w:val="22"/>
-                <w:szCs w:val="22"/>
-                <w:color w:val="000000"/>
-              </w:rPr>
-              <w:t xml:space="preserve">-34, 13</w:t>
-            </w:r>
-          </w:p>
-        </w:tc>
-        <w:tc>
-          <w:tcPr>
-            <w:tcBorders>
-              <w:bottom w:val="none" w:sz="0" w:space="0" w:color="000000"/>
-              <w:top w:val="none" w:sz="0" w:space="0" w:color="000000"/>
-              <w:left w:val="none" w:sz="0" w:space="0" w:color="000000"/>
-              <w:right w:val="none" w:sz="0" w:space="0" w:color="000000"/>
-            </w:tcBorders>
-            <w:shd w:val="clear" w:color="auto" w:fill="FFFFFF"/>
-            <w:tcMar>
-              <w:top w:w="0" w:type="dxa"/>
-              <w:bottom w:w="0" w:type="dxa"/>
-              <w:left w:w="0" w:type="dxa"/>
-              <w:right w:w="0" w:type="dxa"/>
-            </w:tcMar>
-            <w:vAlign w:val="top"/>
-          </w:tcPr>
-          <w:p>
-            <w:pPr>
-              <w:pStyle w:val="Normal"/>
-              <w:jc w:val="center"/>
-              <w:pBdr>
-                <w:bottom w:val="none" w:sz="0" w:space="0" w:color="000000"/>
-                <w:top w:val="none" w:sz="0" w:space="0" w:color="000000"/>
-                <w:left w:val="none" w:sz="0" w:space="0" w:color="000000"/>
-                <w:right w:val="none" w:sz="0" w:space="0" w:color="000000"/>
-              </w:pBdr>
-              <w:spacing w:after="100" w:before="100" w:line="240"/>
-              <w:ind w:left="100" w:right="100" w:firstLine="0" w:firstLineChars="0"/>
-              <w:rPr>
-                <w:rFonts w:ascii="Helvetica" w:hAnsi="Helvetica" w:eastAsia="Helvetica" w:cs="Helvetica"/>
-                <w:i w:val="false"/>
-                <w:b w:val="false"/>
-                <w:u w:val="none"/>
-                <w:sz w:val="22"/>
-                <w:szCs w:val="22"/>
-                <w:color w:val="000000"/>
-              </w:rPr>
-            </w:pPr>
-            <w:r>
-              <w:rPr>
-                <w:rFonts w:ascii="Helvetica" w:hAnsi="Helvetica" w:eastAsia="Helvetica" w:cs="Helvetica"/>
-                <w:i w:val="false"/>
-                <w:b w:val="false"/>
-                <w:u w:val="none"/>
-                <w:sz w:val="22"/>
-                <w:szCs w:val="22"/>
-                <w:color w:val="000000"/>
-              </w:rPr>
-              <w:t xml:space="preserve">0.367</w:t>
+              <w:t xml:space="preserve">-10</w:t>
+            </w:r>
+          </w:p>
+        </w:tc>
+        <w:tc>
+          <w:tcPr>
+            <w:tcBorders>
+              <w:bottom w:val="none" w:sz="0" w:space="0" w:color="000000"/>
+              <w:top w:val="none" w:sz="0" w:space="0" w:color="000000"/>
+              <w:left w:val="none" w:sz="0" w:space="0" w:color="000000"/>
+              <w:right w:val="none" w:sz="0" w:space="0" w:color="000000"/>
+            </w:tcBorders>
+            <w:shd w:val="clear" w:color="auto" w:fill="FFFFFF"/>
+            <w:tcMar>
+              <w:top w:w="0" w:type="dxa"/>
+              <w:bottom w:w="0" w:type="dxa"/>
+              <w:left w:w="0" w:type="dxa"/>
+              <w:right w:w="0" w:type="dxa"/>
+            </w:tcMar>
+            <w:vAlign w:val="top"/>
+          </w:tcPr>
+          <w:p>
+            <w:pPr>
+              <w:pStyle w:val="Normal"/>
+              <w:jc w:val="center"/>
+              <w:pBdr>
+                <w:bottom w:val="none" w:sz="0" w:space="0" w:color="000000"/>
+                <w:top w:val="none" w:sz="0" w:space="0" w:color="000000"/>
+                <w:left w:val="none" w:sz="0" w:space="0" w:color="000000"/>
+                <w:right w:val="none" w:sz="0" w:space="0" w:color="000000"/>
+              </w:pBdr>
+              <w:spacing w:after="100" w:before="100" w:line="240"/>
+              <w:ind w:left="100" w:right="100" w:firstLine="0" w:firstLineChars="0"/>
+              <w:rPr>
+                <w:rFonts w:ascii="Helvetica" w:hAnsi="Helvetica" w:eastAsia="Helvetica" w:cs="Helvetica"/>
+                <w:i w:val="false"/>
+                <w:b w:val="false"/>
+                <w:u w:val="none"/>
+                <w:sz w:val="22"/>
+                <w:szCs w:val="22"/>
+                <w:color w:val="000000"/>
+              </w:rPr>
+            </w:pPr>
+            <w:r>
+              <w:rPr>
+                <w:rFonts w:ascii="Helvetica" w:hAnsi="Helvetica" w:eastAsia="Helvetica" w:cs="Helvetica"/>
+                <w:i w:val="false"/>
+                <w:b w:val="false"/>
+                <w:u w:val="none"/>
+                <w:sz w:val="22"/>
+                <w:szCs w:val="22"/>
+                <w:color w:val="000000"/>
+              </w:rPr>
+              <w:t xml:space="preserve">-34, 14</w:t>
+            </w:r>
+          </w:p>
+        </w:tc>
+        <w:tc>
+          <w:tcPr>
+            <w:tcBorders>
+              <w:bottom w:val="none" w:sz="0" w:space="0" w:color="000000"/>
+              <w:top w:val="none" w:sz="0" w:space="0" w:color="000000"/>
+              <w:left w:val="none" w:sz="0" w:space="0" w:color="000000"/>
+              <w:right w:val="none" w:sz="0" w:space="0" w:color="000000"/>
+            </w:tcBorders>
+            <w:shd w:val="clear" w:color="auto" w:fill="FFFFFF"/>
+            <w:tcMar>
+              <w:top w:w="0" w:type="dxa"/>
+              <w:bottom w:w="0" w:type="dxa"/>
+              <w:left w:w="0" w:type="dxa"/>
+              <w:right w:w="0" w:type="dxa"/>
+            </w:tcMar>
+            <w:vAlign w:val="top"/>
+          </w:tcPr>
+          <w:p>
+            <w:pPr>
+              <w:pStyle w:val="Normal"/>
+              <w:jc w:val="center"/>
+              <w:pBdr>
+                <w:bottom w:val="none" w:sz="0" w:space="0" w:color="000000"/>
+                <w:top w:val="none" w:sz="0" w:space="0" w:color="000000"/>
+                <w:left w:val="none" w:sz="0" w:space="0" w:color="000000"/>
+                <w:right w:val="none" w:sz="0" w:space="0" w:color="000000"/>
+              </w:pBdr>
+              <w:spacing w:after="100" w:before="100" w:line="240"/>
+              <w:ind w:left="100" w:right="100" w:firstLine="0" w:firstLineChars="0"/>
+              <w:rPr>
+                <w:rFonts w:ascii="Helvetica" w:hAnsi="Helvetica" w:eastAsia="Helvetica" w:cs="Helvetica"/>
+                <w:i w:val="false"/>
+                <w:b w:val="false"/>
+                <w:u w:val="none"/>
+                <w:sz w:val="22"/>
+                <w:szCs w:val="22"/>
+                <w:color w:val="000000"/>
+              </w:rPr>
+            </w:pPr>
+            <w:r>
+              <w:rPr>
+                <w:rFonts w:ascii="Helvetica" w:hAnsi="Helvetica" w:eastAsia="Helvetica" w:cs="Helvetica"/>
+                <w:i w:val="false"/>
+                <w:b w:val="false"/>
+                <w:u w:val="none"/>
+                <w:sz w:val="22"/>
+                <w:szCs w:val="22"/>
+                <w:color w:val="000000"/>
+              </w:rPr>
+              <w:t xml:space="preserve">0.401</w:t>
             </w:r>
           </w:p>
         </w:tc>
@@ -13205,60 +13205,60 @@
                 <w:szCs w:val="22"/>
                 <w:color w:val="000000"/>
               </w:rPr>
-              <w:t xml:space="preserve">-1.5, 19</w:t>
-            </w:r>
-          </w:p>
-        </w:tc>
-        <w:tc>
-          <w:tcPr>
-            <w:tcBorders>
-              <w:bottom w:val="none" w:sz="0" w:space="0" w:color="000000"/>
-              <w:top w:val="none" w:sz="0" w:space="0" w:color="000000"/>
-              <w:left w:val="none" w:sz="0" w:space="0" w:color="000000"/>
-              <w:right w:val="none" w:sz="0" w:space="0" w:color="000000"/>
-            </w:tcBorders>
-            <w:shd w:val="clear" w:color="auto" w:fill="FFFFFF"/>
-            <w:tcMar>
-              <w:top w:w="0" w:type="dxa"/>
-              <w:bottom w:w="0" w:type="dxa"/>
-              <w:left w:w="0" w:type="dxa"/>
-              <w:right w:w="0" w:type="dxa"/>
-            </w:tcMar>
-            <w:vAlign w:val="top"/>
-          </w:tcPr>
-          <w:p>
-            <w:pPr>
-              <w:pStyle w:val="Normal"/>
-              <w:jc w:val="center"/>
-              <w:pBdr>
-                <w:bottom w:val="none" w:sz="0" w:space="0" w:color="000000"/>
-                <w:top w:val="none" w:sz="0" w:space="0" w:color="000000"/>
-                <w:left w:val="none" w:sz="0" w:space="0" w:color="000000"/>
-                <w:right w:val="none" w:sz="0" w:space="0" w:color="000000"/>
-              </w:pBdr>
-              <w:spacing w:after="100" w:before="100" w:line="240"/>
-              <w:ind w:left="100" w:right="100" w:firstLine="0" w:firstLineChars="0"/>
-              <w:rPr>
-                <w:rFonts w:ascii="Helvetica" w:hAnsi="Helvetica" w:eastAsia="Helvetica" w:cs="Helvetica"/>
-                <w:i w:val="false"/>
-                <w:b w:val="false"/>
-                <w:u w:val="none"/>
-                <w:sz w:val="22"/>
-                <w:szCs w:val="22"/>
-                <w:color w:val="000000"/>
-              </w:rPr>
-            </w:pPr>
-            <w:r>
-              <w:rPr>
-                <w:rFonts w:ascii="Helvetica" w:hAnsi="Helvetica" w:eastAsia="Helvetica" w:cs="Helvetica"/>
-                <w:i w:val="false"/>
-                <w:b w:val="false"/>
-                <w:u w:val="none"/>
-                <w:sz w:val="22"/>
-                <w:szCs w:val="22"/>
-                <w:color w:val="000000"/>
-              </w:rPr>
-              <w:t xml:space="preserve">0.093</w:t>
+              <w:t xml:space="preserve">-1.6, 20</w:t>
+            </w:r>
+          </w:p>
+        </w:tc>
+        <w:tc>
+          <w:tcPr>
+            <w:tcBorders>
+              <w:bottom w:val="none" w:sz="0" w:space="0" w:color="000000"/>
+              <w:top w:val="none" w:sz="0" w:space="0" w:color="000000"/>
+              <w:left w:val="none" w:sz="0" w:space="0" w:color="000000"/>
+              <w:right w:val="none" w:sz="0" w:space="0" w:color="000000"/>
+            </w:tcBorders>
+            <w:shd w:val="clear" w:color="auto" w:fill="FFFFFF"/>
+            <w:tcMar>
+              <w:top w:w="0" w:type="dxa"/>
+              <w:bottom w:w="0" w:type="dxa"/>
+              <w:left w:w="0" w:type="dxa"/>
+              <w:right w:w="0" w:type="dxa"/>
+            </w:tcMar>
+            <w:vAlign w:val="top"/>
+          </w:tcPr>
+          <w:p>
+            <w:pPr>
+              <w:pStyle w:val="Normal"/>
+              <w:jc w:val="center"/>
+              <w:pBdr>
+                <w:bottom w:val="none" w:sz="0" w:space="0" w:color="000000"/>
+                <w:top w:val="none" w:sz="0" w:space="0" w:color="000000"/>
+                <w:left w:val="none" w:sz="0" w:space="0" w:color="000000"/>
+                <w:right w:val="none" w:sz="0" w:space="0" w:color="000000"/>
+              </w:pBdr>
+              <w:spacing w:after="100" w:before="100" w:line="240"/>
+              <w:ind w:left="100" w:right="100" w:firstLine="0" w:firstLineChars="0"/>
+              <w:rPr>
+                <w:rFonts w:ascii="Helvetica" w:hAnsi="Helvetica" w:eastAsia="Helvetica" w:cs="Helvetica"/>
+                <w:i w:val="false"/>
+                <w:b w:val="false"/>
+                <w:u w:val="none"/>
+                <w:sz w:val="22"/>
+                <w:szCs w:val="22"/>
+                <w:color w:val="000000"/>
+              </w:rPr>
+            </w:pPr>
+            <w:r>
+              <w:rPr>
+                <w:rFonts w:ascii="Helvetica" w:hAnsi="Helvetica" w:eastAsia="Helvetica" w:cs="Helvetica"/>
+                <w:i w:val="false"/>
+                <w:b w:val="false"/>
+                <w:u w:val="none"/>
+                <w:sz w:val="22"/>
+                <w:szCs w:val="22"/>
+                <w:color w:val="000000"/>
+              </w:rPr>
+              <w:t xml:space="preserve">0.094</w:t>
             </w:r>
           </w:p>
         </w:tc>
@@ -13635,113 +13635,113 @@
                 <w:szCs w:val="22"/>
                 <w:color w:val="000000"/>
               </w:rPr>
-              <w:t xml:space="preserve">0.16</w:t>
-            </w:r>
-          </w:p>
-        </w:tc>
-        <w:tc>
-          <w:tcPr>
-            <w:tcBorders>
-              <w:bottom w:val="none" w:sz="0" w:space="0" w:color="000000"/>
-              <w:top w:val="none" w:sz="0" w:space="0" w:color="000000"/>
-              <w:left w:val="none" w:sz="0" w:space="0" w:color="000000"/>
-              <w:right w:val="none" w:sz="0" w:space="0" w:color="000000"/>
-            </w:tcBorders>
-            <w:shd w:val="clear" w:color="auto" w:fill="FFFFFF"/>
-            <w:tcMar>
-              <w:top w:w="0" w:type="dxa"/>
-              <w:bottom w:w="0" w:type="dxa"/>
-              <w:left w:w="0" w:type="dxa"/>
-              <w:right w:w="0" w:type="dxa"/>
-            </w:tcMar>
-            <w:vAlign w:val="top"/>
-          </w:tcPr>
-          <w:p>
-            <w:pPr>
-              <w:pStyle w:val="Normal"/>
-              <w:jc w:val="center"/>
-              <w:pBdr>
-                <w:bottom w:val="none" w:sz="0" w:space="0" w:color="000000"/>
-                <w:top w:val="none" w:sz="0" w:space="0" w:color="000000"/>
-                <w:left w:val="none" w:sz="0" w:space="0" w:color="000000"/>
-                <w:right w:val="none" w:sz="0" w:space="0" w:color="000000"/>
-              </w:pBdr>
-              <w:spacing w:after="100" w:before="100" w:line="240"/>
-              <w:ind w:left="100" w:right="100" w:firstLine="0" w:firstLineChars="0"/>
-              <w:rPr>
-                <w:rFonts w:ascii="Helvetica" w:hAnsi="Helvetica" w:eastAsia="Helvetica" w:cs="Helvetica"/>
-                <w:i w:val="false"/>
-                <w:b w:val="false"/>
-                <w:u w:val="none"/>
-                <w:sz w:val="22"/>
-                <w:szCs w:val="22"/>
-                <w:color w:val="000000"/>
-              </w:rPr>
-            </w:pPr>
-            <w:r>
-              <w:rPr>
-                <w:rFonts w:ascii="Helvetica" w:hAnsi="Helvetica" w:eastAsia="Helvetica" w:cs="Helvetica"/>
-                <w:i w:val="false"/>
-                <w:b w:val="false"/>
-                <w:u w:val="none"/>
-                <w:sz w:val="22"/>
-                <w:szCs w:val="22"/>
-                <w:color w:val="000000"/>
-              </w:rPr>
-              <w:t xml:space="preserve">-0.37, 0.69</w:t>
-            </w:r>
-          </w:p>
-        </w:tc>
-        <w:tc>
-          <w:tcPr>
-            <w:tcBorders>
-              <w:bottom w:val="none" w:sz="0" w:space="0" w:color="000000"/>
-              <w:top w:val="none" w:sz="0" w:space="0" w:color="000000"/>
-              <w:left w:val="none" w:sz="0" w:space="0" w:color="000000"/>
-              <w:right w:val="none" w:sz="0" w:space="0" w:color="000000"/>
-            </w:tcBorders>
-            <w:shd w:val="clear" w:color="auto" w:fill="FFFFFF"/>
-            <w:tcMar>
-              <w:top w:w="0" w:type="dxa"/>
-              <w:bottom w:w="0" w:type="dxa"/>
-              <w:left w:w="0" w:type="dxa"/>
-              <w:right w:w="0" w:type="dxa"/>
-            </w:tcMar>
-            <w:vAlign w:val="top"/>
-          </w:tcPr>
-          <w:p>
-            <w:pPr>
-              <w:pStyle w:val="Normal"/>
-              <w:jc w:val="center"/>
-              <w:pBdr>
-                <w:bottom w:val="none" w:sz="0" w:space="0" w:color="000000"/>
-                <w:top w:val="none" w:sz="0" w:space="0" w:color="000000"/>
-                <w:left w:val="none" w:sz="0" w:space="0" w:color="000000"/>
-                <w:right w:val="none" w:sz="0" w:space="0" w:color="000000"/>
-              </w:pBdr>
-              <w:spacing w:after="100" w:before="100" w:line="240"/>
-              <w:ind w:left="100" w:right="100" w:firstLine="0" w:firstLineChars="0"/>
-              <w:rPr>
-                <w:rFonts w:ascii="Helvetica" w:hAnsi="Helvetica" w:eastAsia="Helvetica" w:cs="Helvetica"/>
-                <w:i w:val="false"/>
-                <w:b w:val="false"/>
-                <w:u w:val="none"/>
-                <w:sz w:val="22"/>
-                <w:szCs w:val="22"/>
-                <w:color w:val="000000"/>
-              </w:rPr>
-            </w:pPr>
-            <w:r>
-              <w:rPr>
-                <w:rFonts w:ascii="Helvetica" w:hAnsi="Helvetica" w:eastAsia="Helvetica" w:cs="Helvetica"/>
-                <w:i w:val="false"/>
-                <w:b w:val="false"/>
-                <w:u w:val="none"/>
-                <w:sz w:val="22"/>
-                <w:szCs w:val="22"/>
-                <w:color w:val="000000"/>
-              </w:rPr>
-              <w:t xml:space="preserve">0.551</w:t>
+              <w:t xml:space="preserve">-0.33</w:t>
+            </w:r>
+          </w:p>
+        </w:tc>
+        <w:tc>
+          <w:tcPr>
+            <w:tcBorders>
+              <w:bottom w:val="none" w:sz="0" w:space="0" w:color="000000"/>
+              <w:top w:val="none" w:sz="0" w:space="0" w:color="000000"/>
+              <w:left w:val="none" w:sz="0" w:space="0" w:color="000000"/>
+              <w:right w:val="none" w:sz="0" w:space="0" w:color="000000"/>
+            </w:tcBorders>
+            <w:shd w:val="clear" w:color="auto" w:fill="FFFFFF"/>
+            <w:tcMar>
+              <w:top w:w="0" w:type="dxa"/>
+              <w:bottom w:w="0" w:type="dxa"/>
+              <w:left w:w="0" w:type="dxa"/>
+              <w:right w:w="0" w:type="dxa"/>
+            </w:tcMar>
+            <w:vAlign w:val="top"/>
+          </w:tcPr>
+          <w:p>
+            <w:pPr>
+              <w:pStyle w:val="Normal"/>
+              <w:jc w:val="center"/>
+              <w:pBdr>
+                <w:bottom w:val="none" w:sz="0" w:space="0" w:color="000000"/>
+                <w:top w:val="none" w:sz="0" w:space="0" w:color="000000"/>
+                <w:left w:val="none" w:sz="0" w:space="0" w:color="000000"/>
+                <w:right w:val="none" w:sz="0" w:space="0" w:color="000000"/>
+              </w:pBdr>
+              <w:spacing w:after="100" w:before="100" w:line="240"/>
+              <w:ind w:left="100" w:right="100" w:firstLine="0" w:firstLineChars="0"/>
+              <w:rPr>
+                <w:rFonts w:ascii="Helvetica" w:hAnsi="Helvetica" w:eastAsia="Helvetica" w:cs="Helvetica"/>
+                <w:i w:val="false"/>
+                <w:b w:val="false"/>
+                <w:u w:val="none"/>
+                <w:sz w:val="22"/>
+                <w:szCs w:val="22"/>
+                <w:color w:val="000000"/>
+              </w:rPr>
+            </w:pPr>
+            <w:r>
+              <w:rPr>
+                <w:rFonts w:ascii="Helvetica" w:hAnsi="Helvetica" w:eastAsia="Helvetica" w:cs="Helvetica"/>
+                <w:i w:val="false"/>
+                <w:b w:val="false"/>
+                <w:u w:val="none"/>
+                <w:sz w:val="22"/>
+                <w:szCs w:val="22"/>
+                <w:color w:val="000000"/>
+              </w:rPr>
+              <w:t xml:space="preserve">-0.79, 0.13</w:t>
+            </w:r>
+          </w:p>
+        </w:tc>
+        <w:tc>
+          <w:tcPr>
+            <w:tcBorders>
+              <w:bottom w:val="none" w:sz="0" w:space="0" w:color="000000"/>
+              <w:top w:val="none" w:sz="0" w:space="0" w:color="000000"/>
+              <w:left w:val="none" w:sz="0" w:space="0" w:color="000000"/>
+              <w:right w:val="none" w:sz="0" w:space="0" w:color="000000"/>
+            </w:tcBorders>
+            <w:shd w:val="clear" w:color="auto" w:fill="FFFFFF"/>
+            <w:tcMar>
+              <w:top w:w="0" w:type="dxa"/>
+              <w:bottom w:w="0" w:type="dxa"/>
+              <w:left w:w="0" w:type="dxa"/>
+              <w:right w:w="0" w:type="dxa"/>
+            </w:tcMar>
+            <w:vAlign w:val="top"/>
+          </w:tcPr>
+          <w:p>
+            <w:pPr>
+              <w:pStyle w:val="Normal"/>
+              <w:jc w:val="center"/>
+              <w:pBdr>
+                <w:bottom w:val="none" w:sz="0" w:space="0" w:color="000000"/>
+                <w:top w:val="none" w:sz="0" w:space="0" w:color="000000"/>
+                <w:left w:val="none" w:sz="0" w:space="0" w:color="000000"/>
+                <w:right w:val="none" w:sz="0" w:space="0" w:color="000000"/>
+              </w:pBdr>
+              <w:spacing w:after="100" w:before="100" w:line="240"/>
+              <w:ind w:left="100" w:right="100" w:firstLine="0" w:firstLineChars="0"/>
+              <w:rPr>
+                <w:rFonts w:ascii="Helvetica" w:hAnsi="Helvetica" w:eastAsia="Helvetica" w:cs="Helvetica"/>
+                <w:i w:val="false"/>
+                <w:b w:val="false"/>
+                <w:u w:val="none"/>
+                <w:sz w:val="22"/>
+                <w:szCs w:val="22"/>
+                <w:color w:val="000000"/>
+              </w:rPr>
+            </w:pPr>
+            <w:r>
+              <w:rPr>
+                <w:rFonts w:ascii="Helvetica" w:hAnsi="Helvetica" w:eastAsia="Helvetica" w:cs="Helvetica"/>
+                <w:i w:val="false"/>
+                <w:b w:val="false"/>
+                <w:u w:val="none"/>
+                <w:sz w:val="22"/>
+                <w:szCs w:val="22"/>
+                <w:color w:val="000000"/>
+              </w:rPr>
+              <w:t xml:space="preserve">0.160</w:t>
             </w:r>
           </w:p>
         </w:tc>
@@ -14118,113 +14118,113 @@
                 <w:szCs w:val="22"/>
                 <w:color w:val="000000"/>
               </w:rPr>
-              <w:t xml:space="preserve">10</w:t>
-            </w:r>
-          </w:p>
-        </w:tc>
-        <w:tc>
-          <w:tcPr>
-            <w:tcBorders>
-              <w:bottom w:val="none" w:sz="0" w:space="0" w:color="000000"/>
-              <w:top w:val="none" w:sz="0" w:space="0" w:color="000000"/>
-              <w:left w:val="none" w:sz="0" w:space="0" w:color="000000"/>
-              <w:right w:val="none" w:sz="0" w:space="0" w:color="000000"/>
-            </w:tcBorders>
-            <w:shd w:val="clear" w:color="auto" w:fill="FFFFFF"/>
-            <w:tcMar>
-              <w:top w:w="0" w:type="dxa"/>
-              <w:bottom w:w="0" w:type="dxa"/>
-              <w:left w:w="0" w:type="dxa"/>
-              <w:right w:w="0" w:type="dxa"/>
-            </w:tcMar>
-            <w:vAlign w:val="top"/>
-          </w:tcPr>
-          <w:p>
-            <w:pPr>
-              <w:pStyle w:val="Normal"/>
-              <w:jc w:val="center"/>
-              <w:pBdr>
-                <w:bottom w:val="none" w:sz="0" w:space="0" w:color="000000"/>
-                <w:top w:val="none" w:sz="0" w:space="0" w:color="000000"/>
-                <w:left w:val="none" w:sz="0" w:space="0" w:color="000000"/>
-                <w:right w:val="none" w:sz="0" w:space="0" w:color="000000"/>
-              </w:pBdr>
-              <w:spacing w:after="100" w:before="100" w:line="240"/>
-              <w:ind w:left="100" w:right="100" w:firstLine="0" w:firstLineChars="0"/>
-              <w:rPr>
-                <w:rFonts w:ascii="Helvetica" w:hAnsi="Helvetica" w:eastAsia="Helvetica" w:cs="Helvetica"/>
-                <w:i w:val="false"/>
-                <w:b w:val="false"/>
-                <w:u w:val="none"/>
-                <w:sz w:val="22"/>
-                <w:szCs w:val="22"/>
-                <w:color w:val="000000"/>
-              </w:rPr>
-            </w:pPr>
-            <w:r>
-              <w:rPr>
-                <w:rFonts w:ascii="Helvetica" w:hAnsi="Helvetica" w:eastAsia="Helvetica" w:cs="Helvetica"/>
-                <w:i w:val="false"/>
-                <w:b w:val="false"/>
-                <w:u w:val="none"/>
-                <w:sz w:val="22"/>
-                <w:szCs w:val="22"/>
-                <w:color w:val="000000"/>
-              </w:rPr>
-              <w:t xml:space="preserve">3.0, 18</w:t>
-            </w:r>
-          </w:p>
-        </w:tc>
-        <w:tc>
-          <w:tcPr>
-            <w:tcBorders>
-              <w:bottom w:val="none" w:sz="0" w:space="0" w:color="000000"/>
-              <w:top w:val="none" w:sz="0" w:space="0" w:color="000000"/>
-              <w:left w:val="none" w:sz="0" w:space="0" w:color="000000"/>
-              <w:right w:val="none" w:sz="0" w:space="0" w:color="000000"/>
-            </w:tcBorders>
-            <w:shd w:val="clear" w:color="auto" w:fill="FFFFFF"/>
-            <w:tcMar>
-              <w:top w:w="0" w:type="dxa"/>
-              <w:bottom w:w="0" w:type="dxa"/>
-              <w:left w:w="0" w:type="dxa"/>
-              <w:right w:w="0" w:type="dxa"/>
-            </w:tcMar>
-            <w:vAlign w:val="top"/>
-          </w:tcPr>
-          <w:p>
-            <w:pPr>
-              <w:pStyle w:val="Normal"/>
-              <w:jc w:val="center"/>
-              <w:pBdr>
-                <w:bottom w:val="none" w:sz="0" w:space="0" w:color="000000"/>
-                <w:top w:val="none" w:sz="0" w:space="0" w:color="000000"/>
-                <w:left w:val="none" w:sz="0" w:space="0" w:color="000000"/>
-                <w:right w:val="none" w:sz="0" w:space="0" w:color="000000"/>
-              </w:pBdr>
-              <w:spacing w:after="100" w:before="100" w:line="240"/>
-              <w:ind w:left="100" w:right="100" w:firstLine="0" w:firstLineChars="0"/>
-              <w:rPr>
-                <w:rFonts w:ascii="Helvetica" w:hAnsi="Helvetica" w:eastAsia="Helvetica" w:cs="Helvetica"/>
-                <w:i w:val="false"/>
-                <w:b w:val="false"/>
-                <w:u w:val="none"/>
-                <w:sz w:val="22"/>
-                <w:szCs w:val="22"/>
-                <w:color w:val="000000"/>
-              </w:rPr>
-            </w:pPr>
-            <w:r>
-              <w:rPr>
-                <w:rFonts w:ascii="Helvetica" w:hAnsi="Helvetica" w:eastAsia="Helvetica" w:cs="Helvetica"/>
-                <w:i w:val="false"/>
-                <w:b w:val="false"/>
-                <w:u w:val="none"/>
-                <w:sz w:val="22"/>
-                <w:szCs w:val="22"/>
-                <w:color w:val="000000"/>
-              </w:rPr>
-              <w:t xml:space="preserve">0.006</w:t>
+              <w:t xml:space="preserve">11</w:t>
+            </w:r>
+          </w:p>
+        </w:tc>
+        <w:tc>
+          <w:tcPr>
+            <w:tcBorders>
+              <w:bottom w:val="none" w:sz="0" w:space="0" w:color="000000"/>
+              <w:top w:val="none" w:sz="0" w:space="0" w:color="000000"/>
+              <w:left w:val="none" w:sz="0" w:space="0" w:color="000000"/>
+              <w:right w:val="none" w:sz="0" w:space="0" w:color="000000"/>
+            </w:tcBorders>
+            <w:shd w:val="clear" w:color="auto" w:fill="FFFFFF"/>
+            <w:tcMar>
+              <w:top w:w="0" w:type="dxa"/>
+              <w:bottom w:w="0" w:type="dxa"/>
+              <w:left w:w="0" w:type="dxa"/>
+              <w:right w:w="0" w:type="dxa"/>
+            </w:tcMar>
+            <w:vAlign w:val="top"/>
+          </w:tcPr>
+          <w:p>
+            <w:pPr>
+              <w:pStyle w:val="Normal"/>
+              <w:jc w:val="center"/>
+              <w:pBdr>
+                <w:bottom w:val="none" w:sz="0" w:space="0" w:color="000000"/>
+                <w:top w:val="none" w:sz="0" w:space="0" w:color="000000"/>
+                <w:left w:val="none" w:sz="0" w:space="0" w:color="000000"/>
+                <w:right w:val="none" w:sz="0" w:space="0" w:color="000000"/>
+              </w:pBdr>
+              <w:spacing w:after="100" w:before="100" w:line="240"/>
+              <w:ind w:left="100" w:right="100" w:firstLine="0" w:firstLineChars="0"/>
+              <w:rPr>
+                <w:rFonts w:ascii="Helvetica" w:hAnsi="Helvetica" w:eastAsia="Helvetica" w:cs="Helvetica"/>
+                <w:i w:val="false"/>
+                <w:b w:val="false"/>
+                <w:u w:val="none"/>
+                <w:sz w:val="22"/>
+                <w:szCs w:val="22"/>
+                <w:color w:val="000000"/>
+              </w:rPr>
+            </w:pPr>
+            <w:r>
+              <w:rPr>
+                <w:rFonts w:ascii="Helvetica" w:hAnsi="Helvetica" w:eastAsia="Helvetica" w:cs="Helvetica"/>
+                <w:i w:val="false"/>
+                <w:b w:val="false"/>
+                <w:u w:val="none"/>
+                <w:sz w:val="22"/>
+                <w:szCs w:val="22"/>
+                <w:color w:val="000000"/>
+              </w:rPr>
+              <w:t xml:space="preserve">3.7, 19</w:t>
+            </w:r>
+          </w:p>
+        </w:tc>
+        <w:tc>
+          <w:tcPr>
+            <w:tcBorders>
+              <w:bottom w:val="none" w:sz="0" w:space="0" w:color="000000"/>
+              <w:top w:val="none" w:sz="0" w:space="0" w:color="000000"/>
+              <w:left w:val="none" w:sz="0" w:space="0" w:color="000000"/>
+              <w:right w:val="none" w:sz="0" w:space="0" w:color="000000"/>
+            </w:tcBorders>
+            <w:shd w:val="clear" w:color="auto" w:fill="FFFFFF"/>
+            <w:tcMar>
+              <w:top w:w="0" w:type="dxa"/>
+              <w:bottom w:w="0" w:type="dxa"/>
+              <w:left w:w="0" w:type="dxa"/>
+              <w:right w:w="0" w:type="dxa"/>
+            </w:tcMar>
+            <w:vAlign w:val="top"/>
+          </w:tcPr>
+          <w:p>
+            <w:pPr>
+              <w:pStyle w:val="Normal"/>
+              <w:jc w:val="center"/>
+              <w:pBdr>
+                <w:bottom w:val="none" w:sz="0" w:space="0" w:color="000000"/>
+                <w:top w:val="none" w:sz="0" w:space="0" w:color="000000"/>
+                <w:left w:val="none" w:sz="0" w:space="0" w:color="000000"/>
+                <w:right w:val="none" w:sz="0" w:space="0" w:color="000000"/>
+              </w:pBdr>
+              <w:spacing w:after="100" w:before="100" w:line="240"/>
+              <w:ind w:left="100" w:right="100" w:firstLine="0" w:firstLineChars="0"/>
+              <w:rPr>
+                <w:rFonts w:ascii="Helvetica" w:hAnsi="Helvetica" w:eastAsia="Helvetica" w:cs="Helvetica"/>
+                <w:i w:val="false"/>
+                <w:b w:val="false"/>
+                <w:u w:val="none"/>
+                <w:sz w:val="22"/>
+                <w:szCs w:val="22"/>
+                <w:color w:val="000000"/>
+              </w:rPr>
+            </w:pPr>
+            <w:r>
+              <w:rPr>
+                <w:rFonts w:ascii="Helvetica" w:hAnsi="Helvetica" w:eastAsia="Helvetica" w:cs="Helvetica"/>
+                <w:i w:val="false"/>
+                <w:b w:val="false"/>
+                <w:u w:val="none"/>
+                <w:sz w:val="22"/>
+                <w:szCs w:val="22"/>
+                <w:color w:val="000000"/>
+              </w:rPr>
+              <w:t xml:space="preserve">0.004</w:t>
             </w:r>
           </w:p>
         </w:tc>
@@ -14601,113 +14601,113 @@
                 <w:szCs w:val="22"/>
                 <w:color w:val="000000"/>
               </w:rPr>
-              <w:t xml:space="preserve">-3.0</w:t>
-            </w:r>
-          </w:p>
-        </w:tc>
-        <w:tc>
-          <w:tcPr>
-            <w:tcBorders>
-              <w:bottom w:val="none" w:sz="0" w:space="0" w:color="000000"/>
-              <w:top w:val="none" w:sz="0" w:space="0" w:color="000000"/>
-              <w:left w:val="none" w:sz="0" w:space="0" w:color="000000"/>
-              <w:right w:val="none" w:sz="0" w:space="0" w:color="000000"/>
-            </w:tcBorders>
-            <w:shd w:val="clear" w:color="auto" w:fill="FFFFFF"/>
-            <w:tcMar>
-              <w:top w:w="0" w:type="dxa"/>
-              <w:bottom w:w="0" w:type="dxa"/>
-              <w:left w:w="0" w:type="dxa"/>
-              <w:right w:w="0" w:type="dxa"/>
-            </w:tcMar>
-            <w:vAlign w:val="top"/>
-          </w:tcPr>
-          <w:p>
-            <w:pPr>
-              <w:pStyle w:val="Normal"/>
-              <w:jc w:val="center"/>
-              <w:pBdr>
-                <w:bottom w:val="none" w:sz="0" w:space="0" w:color="000000"/>
-                <w:top w:val="none" w:sz="0" w:space="0" w:color="000000"/>
-                <w:left w:val="none" w:sz="0" w:space="0" w:color="000000"/>
-                <w:right w:val="none" w:sz="0" w:space="0" w:color="000000"/>
-              </w:pBdr>
-              <w:spacing w:after="100" w:before="100" w:line="240"/>
-              <w:ind w:left="100" w:right="100" w:firstLine="0" w:firstLineChars="0"/>
-              <w:rPr>
-                <w:rFonts w:ascii="Helvetica" w:hAnsi="Helvetica" w:eastAsia="Helvetica" w:cs="Helvetica"/>
-                <w:i w:val="false"/>
-                <w:b w:val="false"/>
-                <w:u w:val="none"/>
-                <w:sz w:val="22"/>
-                <w:szCs w:val="22"/>
-                <w:color w:val="000000"/>
-              </w:rPr>
-            </w:pPr>
-            <w:r>
-              <w:rPr>
-                <w:rFonts w:ascii="Helvetica" w:hAnsi="Helvetica" w:eastAsia="Helvetica" w:cs="Helvetica"/>
-                <w:i w:val="false"/>
-                <w:b w:val="false"/>
-                <w:u w:val="none"/>
-                <w:sz w:val="22"/>
-                <w:szCs w:val="22"/>
-                <w:color w:val="000000"/>
-              </w:rPr>
-              <w:t xml:space="preserve">-31, 25</w:t>
-            </w:r>
-          </w:p>
-        </w:tc>
-        <w:tc>
-          <w:tcPr>
-            <w:tcBorders>
-              <w:bottom w:val="none" w:sz="0" w:space="0" w:color="000000"/>
-              <w:top w:val="none" w:sz="0" w:space="0" w:color="000000"/>
-              <w:left w:val="none" w:sz="0" w:space="0" w:color="000000"/>
-              <w:right w:val="none" w:sz="0" w:space="0" w:color="000000"/>
-            </w:tcBorders>
-            <w:shd w:val="clear" w:color="auto" w:fill="FFFFFF"/>
-            <w:tcMar>
-              <w:top w:w="0" w:type="dxa"/>
-              <w:bottom w:w="0" w:type="dxa"/>
-              <w:left w:w="0" w:type="dxa"/>
-              <w:right w:w="0" w:type="dxa"/>
-            </w:tcMar>
-            <w:vAlign w:val="top"/>
-          </w:tcPr>
-          <w:p>
-            <w:pPr>
-              <w:pStyle w:val="Normal"/>
-              <w:jc w:val="center"/>
-              <w:pBdr>
-                <w:bottom w:val="none" w:sz="0" w:space="0" w:color="000000"/>
-                <w:top w:val="none" w:sz="0" w:space="0" w:color="000000"/>
-                <w:left w:val="none" w:sz="0" w:space="0" w:color="000000"/>
-                <w:right w:val="none" w:sz="0" w:space="0" w:color="000000"/>
-              </w:pBdr>
-              <w:spacing w:after="100" w:before="100" w:line="240"/>
-              <w:ind w:left="100" w:right="100" w:firstLine="0" w:firstLineChars="0"/>
-              <w:rPr>
-                <w:rFonts w:ascii="Helvetica" w:hAnsi="Helvetica" w:eastAsia="Helvetica" w:cs="Helvetica"/>
-                <w:i w:val="false"/>
-                <w:b w:val="false"/>
-                <w:u w:val="none"/>
-                <w:sz w:val="22"/>
-                <w:szCs w:val="22"/>
-                <w:color w:val="000000"/>
-              </w:rPr>
-            </w:pPr>
-            <w:r>
-              <w:rPr>
-                <w:rFonts w:ascii="Helvetica" w:hAnsi="Helvetica" w:eastAsia="Helvetica" w:cs="Helvetica"/>
-                <w:i w:val="false"/>
-                <w:b w:val="false"/>
-                <w:u w:val="none"/>
-                <w:sz w:val="22"/>
-                <w:szCs w:val="22"/>
-                <w:color w:val="000000"/>
-              </w:rPr>
-              <w:t xml:space="preserve">0.834</w:t>
+              <w:t xml:space="preserve">-2.3</w:t>
+            </w:r>
+          </w:p>
+        </w:tc>
+        <w:tc>
+          <w:tcPr>
+            <w:tcBorders>
+              <w:bottom w:val="none" w:sz="0" w:space="0" w:color="000000"/>
+              <w:top w:val="none" w:sz="0" w:space="0" w:color="000000"/>
+              <w:left w:val="none" w:sz="0" w:space="0" w:color="000000"/>
+              <w:right w:val="none" w:sz="0" w:space="0" w:color="000000"/>
+            </w:tcBorders>
+            <w:shd w:val="clear" w:color="auto" w:fill="FFFFFF"/>
+            <w:tcMar>
+              <w:top w:w="0" w:type="dxa"/>
+              <w:bottom w:w="0" w:type="dxa"/>
+              <w:left w:w="0" w:type="dxa"/>
+              <w:right w:w="0" w:type="dxa"/>
+            </w:tcMar>
+            <w:vAlign w:val="top"/>
+          </w:tcPr>
+          <w:p>
+            <w:pPr>
+              <w:pStyle w:val="Normal"/>
+              <w:jc w:val="center"/>
+              <w:pBdr>
+                <w:bottom w:val="none" w:sz="0" w:space="0" w:color="000000"/>
+                <w:top w:val="none" w:sz="0" w:space="0" w:color="000000"/>
+                <w:left w:val="none" w:sz="0" w:space="0" w:color="000000"/>
+                <w:right w:val="none" w:sz="0" w:space="0" w:color="000000"/>
+              </w:pBdr>
+              <w:spacing w:after="100" w:before="100" w:line="240"/>
+              <w:ind w:left="100" w:right="100" w:firstLine="0" w:firstLineChars="0"/>
+              <w:rPr>
+                <w:rFonts w:ascii="Helvetica" w:hAnsi="Helvetica" w:eastAsia="Helvetica" w:cs="Helvetica"/>
+                <w:i w:val="false"/>
+                <w:b w:val="false"/>
+                <w:u w:val="none"/>
+                <w:sz w:val="22"/>
+                <w:szCs w:val="22"/>
+                <w:color w:val="000000"/>
+              </w:rPr>
+            </w:pPr>
+            <w:r>
+              <w:rPr>
+                <w:rFonts w:ascii="Helvetica" w:hAnsi="Helvetica" w:eastAsia="Helvetica" w:cs="Helvetica"/>
+                <w:i w:val="false"/>
+                <w:b w:val="false"/>
+                <w:u w:val="none"/>
+                <w:sz w:val="22"/>
+                <w:szCs w:val="22"/>
+                <w:color w:val="000000"/>
+              </w:rPr>
+              <w:t xml:space="preserve">-31, 26</w:t>
+            </w:r>
+          </w:p>
+        </w:tc>
+        <w:tc>
+          <w:tcPr>
+            <w:tcBorders>
+              <w:bottom w:val="none" w:sz="0" w:space="0" w:color="000000"/>
+              <w:top w:val="none" w:sz="0" w:space="0" w:color="000000"/>
+              <w:left w:val="none" w:sz="0" w:space="0" w:color="000000"/>
+              <w:right w:val="none" w:sz="0" w:space="0" w:color="000000"/>
+            </w:tcBorders>
+            <w:shd w:val="clear" w:color="auto" w:fill="FFFFFF"/>
+            <w:tcMar>
+              <w:top w:w="0" w:type="dxa"/>
+              <w:bottom w:w="0" w:type="dxa"/>
+              <w:left w:w="0" w:type="dxa"/>
+              <w:right w:w="0" w:type="dxa"/>
+            </w:tcMar>
+            <w:vAlign w:val="top"/>
+          </w:tcPr>
+          <w:p>
+            <w:pPr>
+              <w:pStyle w:val="Normal"/>
+              <w:jc w:val="center"/>
+              <w:pBdr>
+                <w:bottom w:val="none" w:sz="0" w:space="0" w:color="000000"/>
+                <w:top w:val="none" w:sz="0" w:space="0" w:color="000000"/>
+                <w:left w:val="none" w:sz="0" w:space="0" w:color="000000"/>
+                <w:right w:val="none" w:sz="0" w:space="0" w:color="000000"/>
+              </w:pBdr>
+              <w:spacing w:after="100" w:before="100" w:line="240"/>
+              <w:ind w:left="100" w:right="100" w:firstLine="0" w:firstLineChars="0"/>
+              <w:rPr>
+                <w:rFonts w:ascii="Helvetica" w:hAnsi="Helvetica" w:eastAsia="Helvetica" w:cs="Helvetica"/>
+                <w:i w:val="false"/>
+                <w:b w:val="false"/>
+                <w:u w:val="none"/>
+                <w:sz w:val="22"/>
+                <w:szCs w:val="22"/>
+                <w:color w:val="000000"/>
+              </w:rPr>
+            </w:pPr>
+            <w:r>
+              <w:rPr>
+                <w:rFonts w:ascii="Helvetica" w:hAnsi="Helvetica" w:eastAsia="Helvetica" w:cs="Helvetica"/>
+                <w:i w:val="false"/>
+                <w:b w:val="false"/>
+                <w:u w:val="none"/>
+                <w:sz w:val="22"/>
+                <w:szCs w:val="22"/>
+                <w:color w:val="000000"/>
+              </w:rPr>
+              <w:t xml:space="preserve">0.871</w:t>
             </w:r>
           </w:p>
         </w:tc>
@@ -15084,120 +15084,120 @@
                 <w:szCs w:val="22"/>
                 <w:color w:val="000000"/>
               </w:rPr>
-              <w:t xml:space="preserve">-1.5</w:t>
-            </w:r>
-          </w:p>
-        </w:tc>
-        <w:tc>
-          <w:tcPr>
-            <w:tcBorders>
-              <w:bottom w:val="none" w:sz="0" w:space="0" w:color="000000"/>
-              <w:top w:val="none" w:sz="0" w:space="0" w:color="000000"/>
-              <w:left w:val="none" w:sz="0" w:space="0" w:color="000000"/>
-              <w:right w:val="none" w:sz="0" w:space="0" w:color="000000"/>
-            </w:tcBorders>
-            <w:shd w:val="clear" w:color="auto" w:fill="FFFFFF"/>
-            <w:tcMar>
-              <w:top w:w="0" w:type="dxa"/>
-              <w:bottom w:w="0" w:type="dxa"/>
-              <w:left w:w="0" w:type="dxa"/>
-              <w:right w:w="0" w:type="dxa"/>
-            </w:tcMar>
-            <w:vAlign w:val="top"/>
-          </w:tcPr>
-          <w:p>
-            <w:pPr>
-              <w:pStyle w:val="Normal"/>
-              <w:jc w:val="center"/>
-              <w:pBdr>
-                <w:bottom w:val="none" w:sz="0" w:space="0" w:color="000000"/>
-                <w:top w:val="none" w:sz="0" w:space="0" w:color="000000"/>
-                <w:left w:val="none" w:sz="0" w:space="0" w:color="000000"/>
-                <w:right w:val="none" w:sz="0" w:space="0" w:color="000000"/>
-              </w:pBdr>
-              <w:spacing w:after="100" w:before="100" w:line="240"/>
-              <w:ind w:left="100" w:right="100" w:firstLine="0" w:firstLineChars="0"/>
-              <w:rPr>
-                <w:rFonts w:ascii="Helvetica" w:hAnsi="Helvetica" w:eastAsia="Helvetica" w:cs="Helvetica"/>
-                <w:i w:val="false"/>
-                <w:b w:val="false"/>
-                <w:u w:val="none"/>
-                <w:sz w:val="22"/>
-                <w:szCs w:val="22"/>
-                <w:color w:val="000000"/>
-              </w:rPr>
-            </w:pPr>
-            <w:r>
-              <w:rPr>
-                <w:rFonts w:ascii="Helvetica" w:hAnsi="Helvetica" w:eastAsia="Helvetica" w:cs="Helvetica"/>
-                <w:i w:val="false"/>
-                <w:b w:val="false"/>
-                <w:u w:val="none"/>
-                <w:sz w:val="22"/>
-                <w:szCs w:val="22"/>
-                <w:color w:val="000000"/>
-              </w:rPr>
-              <w:t xml:space="preserve">-8.6, 5.5</w:t>
-            </w:r>
-          </w:p>
-        </w:tc>
-        <w:tc>
-          <w:tcPr>
-            <w:tcBorders>
-              <w:bottom w:val="none" w:sz="0" w:space="0" w:color="000000"/>
-              <w:top w:val="none" w:sz="0" w:space="0" w:color="000000"/>
-              <w:left w:val="none" w:sz="0" w:space="0" w:color="000000"/>
-              <w:right w:val="none" w:sz="0" w:space="0" w:color="000000"/>
-            </w:tcBorders>
-            <w:shd w:val="clear" w:color="auto" w:fill="FFFFFF"/>
-            <w:tcMar>
-              <w:top w:w="0" w:type="dxa"/>
-              <w:bottom w:w="0" w:type="dxa"/>
-              <w:left w:w="0" w:type="dxa"/>
-              <w:right w:w="0" w:type="dxa"/>
-            </w:tcMar>
-            <w:vAlign w:val="top"/>
-          </w:tcPr>
-          <w:p>
-            <w:pPr>
-              <w:pStyle w:val="Normal"/>
-              <w:jc w:val="center"/>
-              <w:pBdr>
-                <w:bottom w:val="none" w:sz="0" w:space="0" w:color="000000"/>
-                <w:top w:val="none" w:sz="0" w:space="0" w:color="000000"/>
-                <w:left w:val="none" w:sz="0" w:space="0" w:color="000000"/>
-                <w:right w:val="none" w:sz="0" w:space="0" w:color="000000"/>
-              </w:pBdr>
-              <w:spacing w:after="100" w:before="100" w:line="240"/>
-              <w:ind w:left="100" w:right="100" w:firstLine="0" w:firstLineChars="0"/>
-              <w:rPr>
-                <w:rFonts w:ascii="Helvetica" w:hAnsi="Helvetica" w:eastAsia="Helvetica" w:cs="Helvetica"/>
-                <w:i w:val="false"/>
-                <w:b w:val="false"/>
-                <w:u w:val="none"/>
-                <w:sz w:val="22"/>
-                <w:szCs w:val="22"/>
-                <w:color w:val="000000"/>
-              </w:rPr>
-            </w:pPr>
-            <w:r>
-              <w:rPr>
-                <w:rFonts w:ascii="Helvetica" w:hAnsi="Helvetica" w:eastAsia="Helvetica" w:cs="Helvetica"/>
-                <w:i w:val="false"/>
-                <w:b w:val="false"/>
-                <w:u w:val="none"/>
-                <w:sz w:val="22"/>
-                <w:szCs w:val="22"/>
-                <w:color w:val="000000"/>
-              </w:rPr>
-              <w:t xml:space="preserve">0.667</w:t>
+              <w:t xml:space="preserve">-1.0</w:t>
+            </w:r>
+          </w:p>
+        </w:tc>
+        <w:tc>
+          <w:tcPr>
+            <w:tcBorders>
+              <w:bottom w:val="none" w:sz="0" w:space="0" w:color="000000"/>
+              <w:top w:val="none" w:sz="0" w:space="0" w:color="000000"/>
+              <w:left w:val="none" w:sz="0" w:space="0" w:color="000000"/>
+              <w:right w:val="none" w:sz="0" w:space="0" w:color="000000"/>
+            </w:tcBorders>
+            <w:shd w:val="clear" w:color="auto" w:fill="FFFFFF"/>
+            <w:tcMar>
+              <w:top w:w="0" w:type="dxa"/>
+              <w:bottom w:w="0" w:type="dxa"/>
+              <w:left w:w="0" w:type="dxa"/>
+              <w:right w:w="0" w:type="dxa"/>
+            </w:tcMar>
+            <w:vAlign w:val="top"/>
+          </w:tcPr>
+          <w:p>
+            <w:pPr>
+              <w:pStyle w:val="Normal"/>
+              <w:jc w:val="center"/>
+              <w:pBdr>
+                <w:bottom w:val="none" w:sz="0" w:space="0" w:color="000000"/>
+                <w:top w:val="none" w:sz="0" w:space="0" w:color="000000"/>
+                <w:left w:val="none" w:sz="0" w:space="0" w:color="000000"/>
+                <w:right w:val="none" w:sz="0" w:space="0" w:color="000000"/>
+              </w:pBdr>
+              <w:spacing w:after="100" w:before="100" w:line="240"/>
+              <w:ind w:left="100" w:right="100" w:firstLine="0" w:firstLineChars="0"/>
+              <w:rPr>
+                <w:rFonts w:ascii="Helvetica" w:hAnsi="Helvetica" w:eastAsia="Helvetica" w:cs="Helvetica"/>
+                <w:i w:val="false"/>
+                <w:b w:val="false"/>
+                <w:u w:val="none"/>
+                <w:sz w:val="22"/>
+                <w:szCs w:val="22"/>
+                <w:color w:val="000000"/>
+              </w:rPr>
+            </w:pPr>
+            <w:r>
+              <w:rPr>
+                <w:rFonts w:ascii="Helvetica" w:hAnsi="Helvetica" w:eastAsia="Helvetica" w:cs="Helvetica"/>
+                <w:i w:val="false"/>
+                <w:b w:val="false"/>
+                <w:u w:val="none"/>
+                <w:sz w:val="22"/>
+                <w:szCs w:val="22"/>
+                <w:color w:val="000000"/>
+              </w:rPr>
+              <w:t xml:space="preserve">-8.1, 6.1</w:t>
+            </w:r>
+          </w:p>
+        </w:tc>
+        <w:tc>
+          <w:tcPr>
+            <w:tcBorders>
+              <w:bottom w:val="none" w:sz="0" w:space="0" w:color="000000"/>
+              <w:top w:val="none" w:sz="0" w:space="0" w:color="000000"/>
+              <w:left w:val="none" w:sz="0" w:space="0" w:color="000000"/>
+              <w:right w:val="none" w:sz="0" w:space="0" w:color="000000"/>
+            </w:tcBorders>
+            <w:shd w:val="clear" w:color="auto" w:fill="FFFFFF"/>
+            <w:tcMar>
+              <w:top w:w="0" w:type="dxa"/>
+              <w:bottom w:w="0" w:type="dxa"/>
+              <w:left w:w="0" w:type="dxa"/>
+              <w:right w:w="0" w:type="dxa"/>
+            </w:tcMar>
+            <w:vAlign w:val="top"/>
+          </w:tcPr>
+          <w:p>
+            <w:pPr>
+              <w:pStyle w:val="Normal"/>
+              <w:jc w:val="center"/>
+              <w:pBdr>
+                <w:bottom w:val="none" w:sz="0" w:space="0" w:color="000000"/>
+                <w:top w:val="none" w:sz="0" w:space="0" w:color="000000"/>
+                <w:left w:val="none" w:sz="0" w:space="0" w:color="000000"/>
+                <w:right w:val="none" w:sz="0" w:space="0" w:color="000000"/>
+              </w:pBdr>
+              <w:spacing w:after="100" w:before="100" w:line="240"/>
+              <w:ind w:left="100" w:right="100" w:firstLine="0" w:firstLineChars="0"/>
+              <w:rPr>
+                <w:rFonts w:ascii="Helvetica" w:hAnsi="Helvetica" w:eastAsia="Helvetica" w:cs="Helvetica"/>
+                <w:i w:val="false"/>
+                <w:b w:val="false"/>
+                <w:u w:val="none"/>
+                <w:sz w:val="22"/>
+                <w:szCs w:val="22"/>
+                <w:color w:val="000000"/>
+              </w:rPr>
+            </w:pPr>
+            <w:r>
+              <w:rPr>
+                <w:rFonts w:ascii="Helvetica" w:hAnsi="Helvetica" w:eastAsia="Helvetica" w:cs="Helvetica"/>
+                <w:i w:val="false"/>
+                <w:b w:val="false"/>
+                <w:u w:val="none"/>
+                <w:sz w:val="22"/>
+                <w:szCs w:val="22"/>
+                <w:color w:val="000000"/>
+              </w:rPr>
+              <w:t xml:space="preserve">0.778</w:t>
             </w:r>
           </w:p>
         </w:tc>
       </w:tr>
       <w:tr>
         <w:trPr>
-          <w:trHeight w:val="598" w:hRule="auto"/>
+          <w:trHeight w:val="619" w:hRule="auto"/>
         </w:trPr>
         body31
         <w:tc>
@@ -15249,7 +15249,7 @@
                 <w:szCs w:val="22"/>
                 <w:color w:val="000000"/>
               </w:rPr>
-              <w:t xml:space="preserve">cockcroft</w:t>
+              <w:t xml:space="preserve">ckd_epi_gfr_cre_cys</w:t>
             </w:r>
           </w:p>
         </w:tc>
@@ -15355,7 +15355,7 @@
                 <w:szCs w:val="22"/>
                 <w:color w:val="000000"/>
               </w:rPr>
-              <w:t xml:space="preserve">-0.12</w:t>
+              <w:t xml:space="preserve">-0.10</w:t>
             </w:r>
           </w:p>
         </w:tc>
@@ -15408,7 +15408,7 @@
                 <w:szCs w:val="22"/>
                 <w:color w:val="000000"/>
               </w:rPr>
-              <w:t xml:space="preserve">-0.20, -0.05</w:t>
+              <w:t xml:space="preserve">-0.21, 0.01</w:t>
             </w:r>
           </w:p>
         </w:tc>
@@ -15461,7 +15461,7 @@
                 <w:szCs w:val="22"/>
                 <w:color w:val="000000"/>
               </w:rPr>
-              <w:t xml:space="preserve">0.002</w:t>
+              <w:t xml:space="preserve">0.085</w:t>
             </w:r>
           </w:p>
         </w:tc>
@@ -15567,7 +15567,7 @@
                 <w:szCs w:val="22"/>
                 <w:color w:val="000000"/>
               </w:rPr>
-              <w:t xml:space="preserve">-0.15</w:t>
+              <w:t xml:space="preserve">-0.17</w:t>
             </w:r>
           </w:p>
         </w:tc>
@@ -15620,7 +15620,7 @@
                 <w:szCs w:val="22"/>
                 <w:color w:val="000000"/>
               </w:rPr>
-              <w:t xml:space="preserve">-0.27, -0.02</w:t>
+              <w:t xml:space="preserve">-0.33, -0.02</w:t>
             </w:r>
           </w:p>
         </w:tc>
@@ -15673,7 +15673,7 @@
                 <w:szCs w:val="22"/>
                 <w:color w:val="000000"/>
               </w:rPr>
-              <w:t xml:space="preserve">0.021</w:t>
+              <w:t xml:space="preserve">0.031</w:t>
             </w:r>
           </w:p>
         </w:tc>
